--- a/2. Second_Semester/4. Advanced Database Management System/4.docx
+++ b/2. Second_Semester/4. Advanced Database Management System/4.docx
@@ -7604,15 +7604,1768 @@
     <w:p>
       <w:pPr>
         <w:spacing w:before="100" w:beforeAutospacing="1" w:after="100" w:afterAutospacing="1" w:line="240" w:lineRule="auto"/>
-        <w:ind w:left="360"/>
-        <w:rPr>
-          <w:rFonts w:ascii="Times New Roman" w:eastAsia="Times New Roman" w:hAnsi="Times New Roman" w:cs="Times New Roman"/>
-          <w:sz w:val="24"/>
-          <w:szCs w:val="24"/>
-        </w:rPr>
-      </w:pPr>
+        <w:outlineLvl w:val="0"/>
+        <w:rPr>
+          <w:rFonts w:ascii="Times New Roman" w:eastAsia="Times New Roman" w:hAnsi="Times New Roman" w:cs="Times New Roman"/>
+          <w:b/>
+          <w:bCs/>
+          <w:sz w:val="36"/>
+          <w:szCs w:val="36"/>
+        </w:rPr>
+      </w:pPr>
+      <w:r>
+        <w:rPr>
+          <w:rFonts w:ascii="Times New Roman" w:eastAsia="Times New Roman" w:hAnsi="Times New Roman" w:cs="Times New Roman"/>
+          <w:b/>
+          <w:bCs/>
+          <w:color w:val="FF0000"/>
+          <w:kern w:val="36"/>
+          <w:sz w:val="48"/>
+          <w:szCs w:val="48"/>
+        </w:rPr>
+        <w:t xml:space="preserve">1. False Deadlocks </w:t>
+      </w:r>
+    </w:p>
+    <w:p>
+      <w:pPr>
+        <w:spacing w:before="100" w:beforeAutospacing="1" w:after="100" w:afterAutospacing="1" w:line="240" w:lineRule="auto"/>
+        <w:rPr>
+          <w:rFonts w:ascii="Times New Roman" w:eastAsia="Times New Roman" w:hAnsi="Times New Roman" w:cs="Times New Roman"/>
+          <w:sz w:val="24"/>
+          <w:szCs w:val="24"/>
+        </w:rPr>
+      </w:pPr>
+      <w:r>
+        <w:rPr>
+          <w:rFonts w:ascii="Times New Roman" w:eastAsia="Times New Roman" w:hAnsi="Times New Roman" w:cs="Times New Roman"/>
+          <w:sz w:val="24"/>
+          <w:szCs w:val="24"/>
+        </w:rPr>
+        <w:t xml:space="preserve">A </w:t>
+      </w:r>
+      <w:r>
+        <w:rPr>
+          <w:rFonts w:ascii="Times New Roman" w:eastAsia="Times New Roman" w:hAnsi="Times New Roman" w:cs="Times New Roman"/>
+          <w:b/>
+          <w:bCs/>
+          <w:sz w:val="24"/>
+          <w:szCs w:val="24"/>
+        </w:rPr>
+        <w:t>False Deadlock</w:t>
+      </w:r>
+      <w:r>
+        <w:rPr>
+          <w:rFonts w:ascii="Times New Roman" w:eastAsia="Times New Roman" w:hAnsi="Times New Roman" w:cs="Times New Roman"/>
+          <w:sz w:val="24"/>
+          <w:szCs w:val="24"/>
+        </w:rPr>
+        <w:t xml:space="preserve"> is a deadlock that is </w:t>
+      </w:r>
+      <w:r>
+        <w:rPr>
+          <w:rFonts w:ascii="Times New Roman" w:eastAsia="Times New Roman" w:hAnsi="Times New Roman" w:cs="Times New Roman"/>
+          <w:b/>
+          <w:bCs/>
+          <w:sz w:val="24"/>
+          <w:szCs w:val="24"/>
+        </w:rPr>
+        <w:t>incorrectly detected</w:t>
+      </w:r>
+      <w:r>
+        <w:rPr>
+          <w:rFonts w:ascii="Times New Roman" w:eastAsia="Times New Roman" w:hAnsi="Times New Roman" w:cs="Times New Roman"/>
+          <w:sz w:val="24"/>
+          <w:szCs w:val="24"/>
+        </w:rPr>
+        <w:t xml:space="preserve"> because of </w:t>
+      </w:r>
+      <w:r>
+        <w:rPr>
+          <w:rFonts w:ascii="Times New Roman" w:eastAsia="Times New Roman" w:hAnsi="Times New Roman" w:cs="Times New Roman"/>
+          <w:b/>
+          <w:bCs/>
+          <w:sz w:val="24"/>
+          <w:szCs w:val="24"/>
+        </w:rPr>
+        <w:t>communication delay</w:t>
+      </w:r>
+      <w:r>
+        <w:rPr>
+          <w:rFonts w:ascii="Times New Roman" w:eastAsia="Times New Roman" w:hAnsi="Times New Roman" w:cs="Times New Roman"/>
+          <w:sz w:val="24"/>
+          <w:szCs w:val="24"/>
+        </w:rPr>
+        <w:t xml:space="preserve"> between different sites in a distributed database system. In reality, no deadlock exists, but the system mistakenly thinks that a deadlock has occurred.</w:t>
+      </w:r>
+    </w:p>
+    <w:p>
+      <w:pPr>
+        <w:spacing w:before="100" w:beforeAutospacing="1" w:after="100" w:afterAutospacing="1" w:line="240" w:lineRule="auto"/>
+        <w:outlineLvl w:val="2"/>
+        <w:rPr>
+          <w:rFonts w:ascii="Times New Roman" w:eastAsia="Times New Roman" w:hAnsi="Times New Roman" w:cs="Times New Roman"/>
+          <w:b/>
+          <w:bCs/>
+          <w:color w:val="FF0000"/>
+          <w:sz w:val="27"/>
+          <w:szCs w:val="27"/>
+        </w:rPr>
+      </w:pPr>
+      <w:r>
+        <w:rPr>
+          <w:rFonts w:ascii="Times New Roman" w:eastAsia="Times New Roman" w:hAnsi="Times New Roman" w:cs="Times New Roman"/>
+          <w:b/>
+          <w:bCs/>
+          <w:color w:val="FF0000"/>
+          <w:sz w:val="27"/>
+          <w:szCs w:val="27"/>
+        </w:rPr>
+        <w:t>Easy Definition (1 Line)</w:t>
+      </w:r>
+    </w:p>
+    <w:p>
+      <w:pPr>
+        <w:spacing w:before="100" w:beforeAutospacing="1" w:after="100" w:afterAutospacing="1" w:line="240" w:lineRule="auto"/>
+        <w:rPr>
+          <w:rFonts w:ascii="Times New Roman" w:eastAsia="Times New Roman" w:hAnsi="Times New Roman" w:cs="Times New Roman"/>
+          <w:sz w:val="24"/>
+          <w:szCs w:val="24"/>
+        </w:rPr>
+      </w:pPr>
+      <w:r>
+        <w:rPr>
+          <w:rFonts w:ascii="Times New Roman" w:eastAsia="Times New Roman" w:hAnsi="Times New Roman" w:cs="Times New Roman"/>
+          <w:b/>
+          <w:bCs/>
+          <w:sz w:val="24"/>
+          <w:szCs w:val="24"/>
+        </w:rPr>
+        <w:t>False Deadlock is a deadlock detected due to delayed message transmission, even though no real deadlock exists.</w:t>
+      </w:r>
+    </w:p>
+    <w:p>
+      <w:pPr>
+        <w:spacing w:before="100" w:beforeAutospacing="1" w:after="100" w:afterAutospacing="1" w:line="240" w:lineRule="auto"/>
+        <w:outlineLvl w:val="2"/>
+        <w:rPr>
+          <w:rFonts w:ascii="Times New Roman" w:eastAsia="Times New Roman" w:hAnsi="Times New Roman" w:cs="Times New Roman"/>
+          <w:b/>
+          <w:bCs/>
+          <w:sz w:val="27"/>
+          <w:szCs w:val="27"/>
+        </w:rPr>
+      </w:pPr>
+      <w:r>
+        <w:rPr>
+          <w:rFonts w:ascii="Nirmala UI" w:eastAsia="Times New Roman" w:hAnsi="Nirmala UI" w:cs="Nirmala UI"/>
+          <w:b/>
+          <w:bCs/>
+          <w:sz w:val="27"/>
+          <w:szCs w:val="27"/>
+        </w:rPr>
+        <w:t>বাংলায়</w:t>
+      </w:r>
+      <w:r>
+        <w:rPr>
+          <w:rFonts w:ascii="Times New Roman" w:eastAsia="Times New Roman" w:hAnsi="Times New Roman" w:cs="Times New Roman"/>
+          <w:b/>
+          <w:bCs/>
+          <w:sz w:val="27"/>
+          <w:szCs w:val="27"/>
+        </w:rPr>
+        <w:t xml:space="preserve"> (</w:t>
+      </w:r>
+      <w:r>
+        <w:rPr>
+          <w:rFonts w:ascii="Nirmala UI" w:eastAsia="Times New Roman" w:hAnsi="Nirmala UI" w:cs="Nirmala UI"/>
+          <w:b/>
+          <w:bCs/>
+          <w:sz w:val="27"/>
+          <w:szCs w:val="27"/>
+        </w:rPr>
+        <w:t>বোঝার</w:t>
+      </w:r>
+      <w:r>
+        <w:rPr>
+          <w:rFonts w:ascii="Times New Roman" w:eastAsia="Times New Roman" w:hAnsi="Times New Roman" w:cs="Times New Roman"/>
+          <w:b/>
+          <w:bCs/>
+          <w:sz w:val="27"/>
+          <w:szCs w:val="27"/>
+        </w:rPr>
+        <w:t xml:space="preserve"> </w:t>
+      </w:r>
+      <w:r>
+        <w:rPr>
+          <w:rFonts w:ascii="Nirmala UI" w:eastAsia="Times New Roman" w:hAnsi="Nirmala UI" w:cs="Nirmala UI"/>
+          <w:b/>
+          <w:bCs/>
+          <w:sz w:val="27"/>
+          <w:szCs w:val="27"/>
+        </w:rPr>
+        <w:t>জন্য</w:t>
+      </w:r>
+      <w:r>
+        <w:rPr>
+          <w:rFonts w:ascii="Times New Roman" w:eastAsia="Times New Roman" w:hAnsi="Times New Roman" w:cs="Times New Roman"/>
+          <w:b/>
+          <w:bCs/>
+          <w:sz w:val="27"/>
+          <w:szCs w:val="27"/>
+        </w:rPr>
+        <w:t>)</w:t>
+      </w:r>
+    </w:p>
+    <w:p>
+      <w:pPr>
+        <w:spacing w:before="100" w:beforeAutospacing="1" w:after="100" w:afterAutospacing="1" w:line="240" w:lineRule="auto"/>
+        <w:rPr>
+          <w:rFonts w:ascii="Times New Roman" w:eastAsia="Times New Roman" w:hAnsi="Times New Roman" w:cs="Times New Roman"/>
+          <w:sz w:val="24"/>
+          <w:szCs w:val="24"/>
+        </w:rPr>
+      </w:pPr>
+      <w:r>
+        <w:rPr>
+          <w:rFonts w:ascii="Times New Roman" w:eastAsia="Times New Roman" w:hAnsi="Times New Roman" w:cs="Times New Roman"/>
+          <w:b/>
+          <w:bCs/>
+          <w:sz w:val="24"/>
+          <w:szCs w:val="24"/>
+        </w:rPr>
+        <w:lastRenderedPageBreak/>
+        <w:t xml:space="preserve">Message </w:t>
+      </w:r>
+      <w:r>
+        <w:rPr>
+          <w:rFonts w:ascii="Nirmala UI" w:eastAsia="Times New Roman" w:hAnsi="Nirmala UI" w:cs="Nirmala UI"/>
+          <w:b/>
+          <w:bCs/>
+          <w:sz w:val="24"/>
+          <w:szCs w:val="24"/>
+        </w:rPr>
+        <w:t>দেরিতে</w:t>
+      </w:r>
+      <w:r>
+        <w:rPr>
+          <w:rFonts w:ascii="Times New Roman" w:eastAsia="Times New Roman" w:hAnsi="Times New Roman" w:cs="Times New Roman"/>
+          <w:b/>
+          <w:bCs/>
+          <w:sz w:val="24"/>
+          <w:szCs w:val="24"/>
+        </w:rPr>
+        <w:t xml:space="preserve"> </w:t>
+      </w:r>
+      <w:r>
+        <w:rPr>
+          <w:rFonts w:ascii="Nirmala UI" w:eastAsia="Times New Roman" w:hAnsi="Nirmala UI" w:cs="Nirmala UI"/>
+          <w:b/>
+          <w:bCs/>
+          <w:sz w:val="24"/>
+          <w:szCs w:val="24"/>
+        </w:rPr>
+        <w:t>পৌঁছানোর</w:t>
+      </w:r>
+      <w:r>
+        <w:rPr>
+          <w:rFonts w:ascii="Times New Roman" w:eastAsia="Times New Roman" w:hAnsi="Times New Roman" w:cs="Times New Roman"/>
+          <w:b/>
+          <w:bCs/>
+          <w:sz w:val="24"/>
+          <w:szCs w:val="24"/>
+        </w:rPr>
+        <w:t xml:space="preserve"> </w:t>
+      </w:r>
+      <w:r>
+        <w:rPr>
+          <w:rFonts w:ascii="Nirmala UI" w:eastAsia="Times New Roman" w:hAnsi="Nirmala UI" w:cs="Nirmala UI"/>
+          <w:b/>
+          <w:bCs/>
+          <w:sz w:val="24"/>
+          <w:szCs w:val="24"/>
+        </w:rPr>
+        <w:t>কারণে</w:t>
+      </w:r>
+      <w:r>
+        <w:rPr>
+          <w:rFonts w:ascii="Times New Roman" w:eastAsia="Times New Roman" w:hAnsi="Times New Roman" w:cs="Times New Roman"/>
+          <w:b/>
+          <w:bCs/>
+          <w:sz w:val="24"/>
+          <w:szCs w:val="24"/>
+        </w:rPr>
+        <w:t xml:space="preserve"> System </w:t>
+      </w:r>
+      <w:r>
+        <w:rPr>
+          <w:rFonts w:ascii="Nirmala UI" w:eastAsia="Times New Roman" w:hAnsi="Nirmala UI" w:cs="Nirmala UI"/>
+          <w:b/>
+          <w:bCs/>
+          <w:sz w:val="24"/>
+          <w:szCs w:val="24"/>
+        </w:rPr>
+        <w:t>ভুল</w:t>
+      </w:r>
+      <w:r>
+        <w:rPr>
+          <w:rFonts w:ascii="Times New Roman" w:eastAsia="Times New Roman" w:hAnsi="Times New Roman" w:cs="Times New Roman"/>
+          <w:b/>
+          <w:bCs/>
+          <w:sz w:val="24"/>
+          <w:szCs w:val="24"/>
+        </w:rPr>
+        <w:t xml:space="preserve"> </w:t>
+      </w:r>
+      <w:r>
+        <w:rPr>
+          <w:rFonts w:ascii="Nirmala UI" w:eastAsia="Times New Roman" w:hAnsi="Nirmala UI" w:cs="Nirmala UI"/>
+          <w:b/>
+          <w:bCs/>
+          <w:sz w:val="24"/>
+          <w:szCs w:val="24"/>
+        </w:rPr>
+        <w:t>করে</w:t>
+      </w:r>
+      <w:r>
+        <w:rPr>
+          <w:rFonts w:ascii="Times New Roman" w:eastAsia="Times New Roman" w:hAnsi="Times New Roman" w:cs="Times New Roman"/>
+          <w:b/>
+          <w:bCs/>
+          <w:sz w:val="24"/>
+          <w:szCs w:val="24"/>
+        </w:rPr>
+        <w:t xml:space="preserve"> Deadlock </w:t>
+      </w:r>
+      <w:r>
+        <w:rPr>
+          <w:rFonts w:ascii="Nirmala UI" w:eastAsia="Times New Roman" w:hAnsi="Nirmala UI" w:cs="Nirmala UI"/>
+          <w:b/>
+          <w:bCs/>
+          <w:sz w:val="24"/>
+          <w:szCs w:val="24"/>
+        </w:rPr>
+        <w:t>হয়েছে</w:t>
+      </w:r>
+      <w:r>
+        <w:rPr>
+          <w:rFonts w:ascii="Times New Roman" w:eastAsia="Times New Roman" w:hAnsi="Times New Roman" w:cs="Times New Roman"/>
+          <w:b/>
+          <w:bCs/>
+          <w:sz w:val="24"/>
+          <w:szCs w:val="24"/>
+        </w:rPr>
+        <w:t xml:space="preserve"> </w:t>
+      </w:r>
+      <w:r>
+        <w:rPr>
+          <w:rFonts w:ascii="Nirmala UI" w:eastAsia="Times New Roman" w:hAnsi="Nirmala UI" w:cs="Nirmala UI"/>
+          <w:b/>
+          <w:bCs/>
+          <w:sz w:val="24"/>
+          <w:szCs w:val="24"/>
+        </w:rPr>
+        <w:t>বলে</w:t>
+      </w:r>
+      <w:r>
+        <w:rPr>
+          <w:rFonts w:ascii="Times New Roman" w:eastAsia="Times New Roman" w:hAnsi="Times New Roman" w:cs="Times New Roman"/>
+          <w:b/>
+          <w:bCs/>
+          <w:sz w:val="24"/>
+          <w:szCs w:val="24"/>
+        </w:rPr>
+        <w:t xml:space="preserve"> </w:t>
+      </w:r>
+      <w:r>
+        <w:rPr>
+          <w:rFonts w:ascii="Nirmala UI" w:eastAsia="Times New Roman" w:hAnsi="Nirmala UI" w:cs="Nirmala UI"/>
+          <w:b/>
+          <w:bCs/>
+          <w:sz w:val="24"/>
+          <w:szCs w:val="24"/>
+        </w:rPr>
+        <w:t>মনে</w:t>
+      </w:r>
+      <w:r>
+        <w:rPr>
+          <w:rFonts w:ascii="Times New Roman" w:eastAsia="Times New Roman" w:hAnsi="Times New Roman" w:cs="Times New Roman"/>
+          <w:b/>
+          <w:bCs/>
+          <w:sz w:val="24"/>
+          <w:szCs w:val="24"/>
+        </w:rPr>
+        <w:t xml:space="preserve"> </w:t>
+      </w:r>
+      <w:r>
+        <w:rPr>
+          <w:rFonts w:ascii="Nirmala UI" w:eastAsia="Times New Roman" w:hAnsi="Nirmala UI" w:cs="Nirmala UI"/>
+          <w:b/>
+          <w:bCs/>
+          <w:sz w:val="24"/>
+          <w:szCs w:val="24"/>
+        </w:rPr>
+        <w:t>করে</w:t>
+      </w:r>
+      <w:r>
+        <w:rPr>
+          <w:rFonts w:ascii="Times New Roman" w:eastAsia="Times New Roman" w:hAnsi="Times New Roman" w:cs="Times New Roman"/>
+          <w:b/>
+          <w:bCs/>
+          <w:sz w:val="24"/>
+          <w:szCs w:val="24"/>
+        </w:rPr>
+        <w:t xml:space="preserve">, </w:t>
+      </w:r>
+      <w:r>
+        <w:rPr>
+          <w:rFonts w:ascii="Nirmala UI" w:eastAsia="Times New Roman" w:hAnsi="Nirmala UI" w:cs="Nirmala UI"/>
+          <w:b/>
+          <w:bCs/>
+          <w:sz w:val="24"/>
+          <w:szCs w:val="24"/>
+        </w:rPr>
+        <w:t>যদিও</w:t>
+      </w:r>
+      <w:r>
+        <w:rPr>
+          <w:rFonts w:ascii="Times New Roman" w:eastAsia="Times New Roman" w:hAnsi="Times New Roman" w:cs="Times New Roman"/>
+          <w:b/>
+          <w:bCs/>
+          <w:sz w:val="24"/>
+          <w:szCs w:val="24"/>
+        </w:rPr>
+        <w:t xml:space="preserve"> </w:t>
+      </w:r>
+      <w:r>
+        <w:rPr>
+          <w:rFonts w:ascii="Nirmala UI" w:eastAsia="Times New Roman" w:hAnsi="Nirmala UI" w:cs="Nirmala UI"/>
+          <w:b/>
+          <w:bCs/>
+          <w:sz w:val="24"/>
+          <w:szCs w:val="24"/>
+        </w:rPr>
+        <w:t>আসলে</w:t>
+      </w:r>
+      <w:r>
+        <w:rPr>
+          <w:rFonts w:ascii="Times New Roman" w:eastAsia="Times New Roman" w:hAnsi="Times New Roman" w:cs="Times New Roman"/>
+          <w:b/>
+          <w:bCs/>
+          <w:sz w:val="24"/>
+          <w:szCs w:val="24"/>
+        </w:rPr>
+        <w:t xml:space="preserve"> Deadlock </w:t>
+      </w:r>
+      <w:r>
+        <w:rPr>
+          <w:rFonts w:ascii="Nirmala UI" w:eastAsia="Times New Roman" w:hAnsi="Nirmala UI" w:cs="Nirmala UI"/>
+          <w:b/>
+          <w:bCs/>
+          <w:sz w:val="24"/>
+          <w:szCs w:val="24"/>
+        </w:rPr>
+        <w:t>হয়নি।</w:t>
+      </w:r>
+    </w:p>
+    <w:p>
+      <w:pPr>
+        <w:spacing w:before="100" w:beforeAutospacing="1" w:after="100" w:afterAutospacing="1" w:line="240" w:lineRule="auto"/>
+        <w:outlineLvl w:val="1"/>
+        <w:rPr>
+          <w:rFonts w:ascii="Times New Roman" w:eastAsia="Times New Roman" w:hAnsi="Times New Roman" w:cs="Times New Roman"/>
+          <w:b/>
+          <w:bCs/>
+          <w:color w:val="FF0000"/>
+          <w:sz w:val="36"/>
+          <w:szCs w:val="36"/>
+        </w:rPr>
+      </w:pPr>
+      <w:r>
+        <w:rPr>
+          <w:rFonts w:ascii="Times New Roman" w:eastAsia="Times New Roman" w:hAnsi="Times New Roman" w:cs="Times New Roman"/>
+          <w:b/>
+          <w:bCs/>
+          <w:color w:val="FF0000"/>
+          <w:sz w:val="36"/>
+          <w:szCs w:val="36"/>
+        </w:rPr>
+        <w:t>How Does It Happen?</w:t>
+      </w:r>
+    </w:p>
+    <w:p>
+      <w:pPr>
+        <w:numPr>
+          <w:ilvl w:val="0"/>
+          <w:numId w:val="16"/>
+        </w:numPr>
+        <w:spacing w:before="100" w:beforeAutospacing="1" w:after="100" w:afterAutospacing="1" w:line="240" w:lineRule="auto"/>
+        <w:rPr>
+          <w:rFonts w:ascii="Times New Roman" w:eastAsia="Times New Roman" w:hAnsi="Times New Roman" w:cs="Times New Roman"/>
+          <w:sz w:val="24"/>
+          <w:szCs w:val="24"/>
+        </w:rPr>
+      </w:pPr>
+      <w:r>
+        <w:rPr>
+          <w:rFonts w:ascii="Times New Roman" w:eastAsia="Times New Roman" w:hAnsi="Times New Roman" w:cs="Times New Roman"/>
+          <w:b/>
+          <w:bCs/>
+          <w:sz w:val="24"/>
+          <w:szCs w:val="24"/>
+        </w:rPr>
+        <w:t>Ti</w:t>
+      </w:r>
+      <w:r>
+        <w:rPr>
+          <w:rFonts w:ascii="Times New Roman" w:eastAsia="Times New Roman" w:hAnsi="Times New Roman" w:cs="Times New Roman"/>
+          <w:sz w:val="24"/>
+          <w:szCs w:val="24"/>
+        </w:rPr>
+        <w:t xml:space="preserve"> is waiting for </w:t>
+      </w:r>
+      <w:r>
+        <w:rPr>
+          <w:rFonts w:ascii="Times New Roman" w:eastAsia="Times New Roman" w:hAnsi="Times New Roman" w:cs="Times New Roman"/>
+          <w:b/>
+          <w:bCs/>
+          <w:sz w:val="24"/>
+          <w:szCs w:val="24"/>
+        </w:rPr>
+        <w:t>Tj</w:t>
+      </w:r>
+      <w:r>
+        <w:rPr>
+          <w:rFonts w:ascii="Times New Roman" w:eastAsia="Times New Roman" w:hAnsi="Times New Roman" w:cs="Times New Roman"/>
+          <w:sz w:val="24"/>
+          <w:szCs w:val="24"/>
+        </w:rPr>
+        <w:t xml:space="preserve">. </w:t>
+      </w:r>
+    </w:p>
+    <w:p>
+      <w:pPr>
+        <w:numPr>
+          <w:ilvl w:val="0"/>
+          <w:numId w:val="16"/>
+        </w:numPr>
+        <w:spacing w:before="100" w:beforeAutospacing="1" w:after="100" w:afterAutospacing="1" w:line="240" w:lineRule="auto"/>
+        <w:rPr>
+          <w:rFonts w:ascii="Times New Roman" w:eastAsia="Times New Roman" w:hAnsi="Times New Roman" w:cs="Times New Roman"/>
+          <w:sz w:val="24"/>
+          <w:szCs w:val="24"/>
+        </w:rPr>
+      </w:pPr>
+      <w:r>
+        <w:rPr>
+          <w:rFonts w:ascii="Times New Roman" w:eastAsia="Times New Roman" w:hAnsi="Times New Roman" w:cs="Times New Roman"/>
+          <w:sz w:val="24"/>
+          <w:szCs w:val="24"/>
+        </w:rPr>
+        <w:t xml:space="preserve">Later, </w:t>
+      </w:r>
+      <w:r>
+        <w:rPr>
+          <w:rFonts w:ascii="Times New Roman" w:eastAsia="Times New Roman" w:hAnsi="Times New Roman" w:cs="Times New Roman"/>
+          <w:b/>
+          <w:bCs/>
+          <w:sz w:val="24"/>
+          <w:szCs w:val="24"/>
+        </w:rPr>
+        <w:t>Tj</w:t>
+      </w:r>
+      <w:r>
+        <w:rPr>
+          <w:rFonts w:ascii="Times New Roman" w:eastAsia="Times New Roman" w:hAnsi="Times New Roman" w:cs="Times New Roman"/>
+          <w:sz w:val="24"/>
+          <w:szCs w:val="24"/>
+        </w:rPr>
+        <w:t xml:space="preserve"> releases the lock. </w:t>
+      </w:r>
+    </w:p>
+    <w:p>
+      <w:pPr>
+        <w:numPr>
+          <w:ilvl w:val="0"/>
+          <w:numId w:val="16"/>
+        </w:numPr>
+        <w:spacing w:before="100" w:beforeAutospacing="1" w:after="100" w:afterAutospacing="1" w:line="240" w:lineRule="auto"/>
+        <w:rPr>
+          <w:rFonts w:ascii="Times New Roman" w:eastAsia="Times New Roman" w:hAnsi="Times New Roman" w:cs="Times New Roman"/>
+          <w:sz w:val="24"/>
+          <w:szCs w:val="24"/>
+        </w:rPr>
+      </w:pPr>
+      <w:r>
+        <w:rPr>
+          <w:rFonts w:ascii="Times New Roman" w:eastAsia="Times New Roman" w:hAnsi="Times New Roman" w:cs="Times New Roman"/>
+          <w:sz w:val="24"/>
+          <w:szCs w:val="24"/>
+        </w:rPr>
+        <w:t xml:space="preserve">Due to </w:t>
+      </w:r>
+      <w:r>
+        <w:rPr>
+          <w:rFonts w:ascii="Times New Roman" w:eastAsia="Times New Roman" w:hAnsi="Times New Roman" w:cs="Times New Roman"/>
+          <w:b/>
+          <w:bCs/>
+          <w:sz w:val="24"/>
+          <w:szCs w:val="24"/>
+        </w:rPr>
+        <w:t>communication delay</w:t>
+      </w:r>
+      <w:r>
+        <w:rPr>
+          <w:rFonts w:ascii="Times New Roman" w:eastAsia="Times New Roman" w:hAnsi="Times New Roman" w:cs="Times New Roman"/>
+          <w:sz w:val="24"/>
+          <w:szCs w:val="24"/>
+        </w:rPr>
+        <w:t xml:space="preserve">, the detector does not receive this updated information in time. </w:t>
+      </w:r>
+    </w:p>
+    <w:p>
+      <w:pPr>
+        <w:numPr>
+          <w:ilvl w:val="0"/>
+          <w:numId w:val="16"/>
+        </w:numPr>
+        <w:spacing w:before="100" w:beforeAutospacing="1" w:after="100" w:afterAutospacing="1" w:line="240" w:lineRule="auto"/>
+        <w:rPr>
+          <w:rFonts w:ascii="Times New Roman" w:eastAsia="Times New Roman" w:hAnsi="Times New Roman" w:cs="Times New Roman"/>
+          <w:sz w:val="24"/>
+          <w:szCs w:val="24"/>
+        </w:rPr>
+      </w:pPr>
+      <w:r>
+        <w:rPr>
+          <w:rFonts w:ascii="Times New Roman" w:eastAsia="Times New Roman" w:hAnsi="Times New Roman" w:cs="Times New Roman"/>
+          <w:sz w:val="24"/>
+          <w:szCs w:val="24"/>
+        </w:rPr>
+        <w:t xml:space="preserve">The detector incorrectly thinks </w:t>
+      </w:r>
+      <w:r>
+        <w:rPr>
+          <w:rFonts w:ascii="Times New Roman" w:eastAsia="Times New Roman" w:hAnsi="Times New Roman" w:cs="Times New Roman"/>
+          <w:b/>
+          <w:bCs/>
+          <w:sz w:val="24"/>
+          <w:szCs w:val="24"/>
+        </w:rPr>
+        <w:t>Ti and Tj are still waiting for each other</w:t>
+      </w:r>
+      <w:r>
+        <w:rPr>
+          <w:rFonts w:ascii="Times New Roman" w:eastAsia="Times New Roman" w:hAnsi="Times New Roman" w:cs="Times New Roman"/>
+          <w:sz w:val="24"/>
+          <w:szCs w:val="24"/>
+        </w:rPr>
+        <w:t xml:space="preserve">. </w:t>
+      </w:r>
+    </w:p>
+    <w:p>
+      <w:pPr>
+        <w:numPr>
+          <w:ilvl w:val="0"/>
+          <w:numId w:val="16"/>
+        </w:numPr>
+        <w:spacing w:before="100" w:beforeAutospacing="1" w:after="100" w:afterAutospacing="1" w:line="240" w:lineRule="auto"/>
+        <w:rPr>
+          <w:rFonts w:ascii="Times New Roman" w:eastAsia="Times New Roman" w:hAnsi="Times New Roman" w:cs="Times New Roman"/>
+          <w:sz w:val="24"/>
+          <w:szCs w:val="24"/>
+        </w:rPr>
+      </w:pPr>
+      <w:r>
+        <w:rPr>
+          <w:rFonts w:ascii="Times New Roman" w:eastAsia="Times New Roman" w:hAnsi="Times New Roman" w:cs="Times New Roman"/>
+          <w:sz w:val="24"/>
+          <w:szCs w:val="24"/>
+        </w:rPr>
+        <w:t xml:space="preserve">As a result, it detects a </w:t>
+      </w:r>
+      <w:r>
+        <w:rPr>
+          <w:rFonts w:ascii="Times New Roman" w:eastAsia="Times New Roman" w:hAnsi="Times New Roman" w:cs="Times New Roman"/>
+          <w:b/>
+          <w:bCs/>
+          <w:sz w:val="24"/>
+          <w:szCs w:val="24"/>
+        </w:rPr>
+        <w:t>False Deadlock</w:t>
+      </w:r>
+      <w:r>
+        <w:rPr>
+          <w:rFonts w:ascii="Times New Roman" w:eastAsia="Times New Roman" w:hAnsi="Times New Roman" w:cs="Times New Roman"/>
+          <w:sz w:val="24"/>
+          <w:szCs w:val="24"/>
+        </w:rPr>
+        <w:t xml:space="preserve">. </w:t>
+      </w:r>
+    </w:p>
+    <w:p>
+      <w:pPr>
+        <w:spacing w:before="100" w:beforeAutospacing="1" w:after="100" w:afterAutospacing="1" w:line="240" w:lineRule="auto"/>
+        <w:outlineLvl w:val="2"/>
+        <w:rPr>
+          <w:rFonts w:ascii="Times New Roman" w:eastAsia="Times New Roman" w:hAnsi="Times New Roman" w:cs="Times New Roman"/>
+          <w:b/>
+          <w:bCs/>
+          <w:color w:val="FF0000"/>
+          <w:sz w:val="27"/>
+          <w:szCs w:val="27"/>
+        </w:rPr>
+      </w:pPr>
+      <w:r>
+        <w:rPr>
+          <w:rFonts w:ascii="Times New Roman" w:eastAsia="Times New Roman" w:hAnsi="Times New Roman" w:cs="Times New Roman"/>
+          <w:b/>
+          <w:bCs/>
+          <w:color w:val="FF0000"/>
+          <w:sz w:val="27"/>
+          <w:szCs w:val="27"/>
+        </w:rPr>
+        <w:t>Short Example</w:t>
+      </w:r>
+    </w:p>
+    <w:p>
+      <w:pPr>
+        <w:numPr>
+          <w:ilvl w:val="0"/>
+          <w:numId w:val="17"/>
+        </w:numPr>
+        <w:spacing w:before="100" w:beforeAutospacing="1" w:after="100" w:afterAutospacing="1" w:line="240" w:lineRule="auto"/>
+        <w:rPr>
+          <w:rFonts w:ascii="Times New Roman" w:eastAsia="Times New Roman" w:hAnsi="Times New Roman" w:cs="Times New Roman"/>
+          <w:sz w:val="24"/>
+          <w:szCs w:val="24"/>
+        </w:rPr>
+      </w:pPr>
+      <w:r>
+        <w:rPr>
+          <w:rFonts w:ascii="Times New Roman" w:eastAsia="Times New Roman" w:hAnsi="Times New Roman" w:cs="Times New Roman"/>
+          <w:b/>
+          <w:bCs/>
+          <w:sz w:val="24"/>
+          <w:szCs w:val="24"/>
+        </w:rPr>
+        <w:t>T1 waits for T2.</w:t>
+      </w:r>
+      <w:r>
+        <w:rPr>
+          <w:rFonts w:ascii="Times New Roman" w:eastAsia="Times New Roman" w:hAnsi="Times New Roman" w:cs="Times New Roman"/>
+          <w:sz w:val="24"/>
+          <w:szCs w:val="24"/>
+        </w:rPr>
+        <w:t xml:space="preserve"> </w:t>
+      </w:r>
+    </w:p>
+    <w:p>
+      <w:pPr>
+        <w:numPr>
+          <w:ilvl w:val="0"/>
+          <w:numId w:val="17"/>
+        </w:numPr>
+        <w:spacing w:before="100" w:beforeAutospacing="1" w:after="100" w:afterAutospacing="1" w:line="240" w:lineRule="auto"/>
+        <w:rPr>
+          <w:rFonts w:ascii="Times New Roman" w:eastAsia="Times New Roman" w:hAnsi="Times New Roman" w:cs="Times New Roman"/>
+          <w:sz w:val="24"/>
+          <w:szCs w:val="24"/>
+        </w:rPr>
+      </w:pPr>
+      <w:r>
+        <w:rPr>
+          <w:rFonts w:ascii="Times New Roman" w:eastAsia="Times New Roman" w:hAnsi="Times New Roman" w:cs="Times New Roman"/>
+          <w:b/>
+          <w:bCs/>
+          <w:sz w:val="24"/>
+          <w:szCs w:val="24"/>
+        </w:rPr>
+        <w:t>T2 releases the lock.</w:t>
+      </w:r>
+      <w:r>
+        <w:rPr>
+          <w:rFonts w:ascii="Times New Roman" w:eastAsia="Times New Roman" w:hAnsi="Times New Roman" w:cs="Times New Roman"/>
+          <w:sz w:val="24"/>
+          <w:szCs w:val="24"/>
+        </w:rPr>
+        <w:t xml:space="preserve"> </w:t>
+      </w:r>
+    </w:p>
+    <w:p>
+      <w:pPr>
+        <w:numPr>
+          <w:ilvl w:val="0"/>
+          <w:numId w:val="17"/>
+        </w:numPr>
+        <w:spacing w:before="100" w:beforeAutospacing="1" w:after="100" w:afterAutospacing="1" w:line="240" w:lineRule="auto"/>
+        <w:rPr>
+          <w:rFonts w:ascii="Times New Roman" w:eastAsia="Times New Roman" w:hAnsi="Times New Roman" w:cs="Times New Roman"/>
+          <w:sz w:val="24"/>
+          <w:szCs w:val="24"/>
+        </w:rPr>
+      </w:pPr>
+      <w:r>
+        <w:rPr>
+          <w:rFonts w:ascii="Times New Roman" w:eastAsia="Times New Roman" w:hAnsi="Times New Roman" w:cs="Times New Roman"/>
+          <w:sz w:val="24"/>
+          <w:szCs w:val="24"/>
+        </w:rPr>
+        <w:t xml:space="preserve">The update message is delayed. </w:t>
+      </w:r>
+    </w:p>
+    <w:p>
+      <w:pPr>
+        <w:numPr>
+          <w:ilvl w:val="0"/>
+          <w:numId w:val="17"/>
+        </w:numPr>
+        <w:spacing w:before="100" w:beforeAutospacing="1" w:after="100" w:afterAutospacing="1" w:line="240" w:lineRule="auto"/>
+        <w:rPr>
+          <w:rFonts w:ascii="Times New Roman" w:eastAsia="Times New Roman" w:hAnsi="Times New Roman" w:cs="Times New Roman"/>
+          <w:sz w:val="24"/>
+          <w:szCs w:val="24"/>
+        </w:rPr>
+      </w:pPr>
+      <w:r>
+        <w:rPr>
+          <w:rFonts w:ascii="Times New Roman" w:eastAsia="Times New Roman" w:hAnsi="Times New Roman" w:cs="Times New Roman"/>
+          <w:sz w:val="24"/>
+          <w:szCs w:val="24"/>
+        </w:rPr>
+        <w:t xml:space="preserve">The detector still thinks </w:t>
+      </w:r>
+      <w:r>
+        <w:rPr>
+          <w:rFonts w:ascii="Times New Roman" w:eastAsia="Times New Roman" w:hAnsi="Times New Roman" w:cs="Times New Roman"/>
+          <w:b/>
+          <w:bCs/>
+          <w:sz w:val="24"/>
+          <w:szCs w:val="24"/>
+        </w:rPr>
+        <w:t>T1 is waiting for T2</w:t>
+      </w:r>
+      <w:r>
+        <w:rPr>
+          <w:rFonts w:ascii="Times New Roman" w:eastAsia="Times New Roman" w:hAnsi="Times New Roman" w:cs="Times New Roman"/>
+          <w:sz w:val="24"/>
+          <w:szCs w:val="24"/>
+        </w:rPr>
+        <w:t xml:space="preserve">. </w:t>
+      </w:r>
+    </w:p>
+    <w:p>
+      <w:pPr>
+        <w:spacing w:before="100" w:beforeAutospacing="1" w:after="100" w:afterAutospacing="1" w:line="240" w:lineRule="auto"/>
+        <w:rPr>
+          <w:rFonts w:ascii="Times New Roman" w:eastAsia="Times New Roman" w:hAnsi="Times New Roman" w:cs="Times New Roman"/>
+          <w:b/>
+          <w:bCs/>
+          <w:sz w:val="24"/>
+          <w:szCs w:val="24"/>
+        </w:rPr>
+      </w:pPr>
+      <w:r>
+        <w:rPr>
+          <w:rFonts w:ascii="Segoe UI Symbol" w:eastAsia="Times New Roman" w:hAnsi="Segoe UI Symbol" w:cs="Segoe UI Symbol"/>
+          <w:sz w:val="24"/>
+          <w:szCs w:val="24"/>
+        </w:rPr>
+        <w:t>👉</w:t>
+      </w:r>
+      <w:r>
+        <w:rPr>
+          <w:rFonts w:ascii="Times New Roman" w:eastAsia="Times New Roman" w:hAnsi="Times New Roman" w:cs="Times New Roman"/>
+          <w:sz w:val="24"/>
+          <w:szCs w:val="24"/>
+        </w:rPr>
+        <w:t xml:space="preserve"> </w:t>
+      </w:r>
+      <w:r>
+        <w:rPr>
+          <w:rFonts w:ascii="Times New Roman" w:eastAsia="Times New Roman" w:hAnsi="Times New Roman" w:cs="Times New Roman"/>
+          <w:b/>
+          <w:bCs/>
+          <w:sz w:val="24"/>
+          <w:szCs w:val="24"/>
+        </w:rPr>
+        <w:t>False Deadlock is detected.</w:t>
+      </w:r>
+    </w:p>
+    <w:p>
+      <w:pPr>
+        <w:spacing w:before="100" w:beforeAutospacing="1" w:after="100" w:afterAutospacing="1" w:line="240" w:lineRule="auto"/>
+        <w:rPr>
+          <w:rFonts w:ascii="Times New Roman" w:eastAsia="Times New Roman" w:hAnsi="Times New Roman" w:cs="Times New Roman"/>
+          <w:b/>
+          <w:bCs/>
+          <w:sz w:val="24"/>
+          <w:szCs w:val="24"/>
+        </w:rPr>
+      </w:pPr>
+    </w:p>
+    <w:p>
+      <w:pPr>
+        <w:spacing w:before="100" w:beforeAutospacing="1" w:after="100" w:afterAutospacing="1" w:line="240" w:lineRule="auto"/>
+        <w:outlineLvl w:val="0"/>
+        <w:rPr>
+          <w:rFonts w:ascii="Times New Roman" w:eastAsia="Times New Roman" w:hAnsi="Times New Roman" w:cs="Times New Roman"/>
+          <w:b/>
+          <w:bCs/>
+          <w:color w:val="FF0000"/>
+          <w:sz w:val="36"/>
+          <w:szCs w:val="36"/>
+        </w:rPr>
+      </w:pPr>
+      <w:r>
+        <w:rPr>
+          <w:rFonts w:ascii="Times New Roman" w:eastAsia="Times New Roman" w:hAnsi="Times New Roman" w:cs="Times New Roman"/>
+          <w:b/>
+          <w:bCs/>
+          <w:color w:val="FF0000"/>
+          <w:kern w:val="36"/>
+          <w:sz w:val="48"/>
+          <w:szCs w:val="48"/>
+        </w:rPr>
+        <w:t>2. Phantom Deadlocks</w:t>
+      </w:r>
+    </w:p>
+    <w:p>
+      <w:pPr>
+        <w:spacing w:before="100" w:beforeAutospacing="1" w:after="100" w:afterAutospacing="1" w:line="240" w:lineRule="auto"/>
+        <w:rPr>
+          <w:rFonts w:ascii="Times New Roman" w:eastAsia="Times New Roman" w:hAnsi="Times New Roman" w:cs="Times New Roman"/>
+          <w:sz w:val="24"/>
+          <w:szCs w:val="24"/>
+        </w:rPr>
+      </w:pPr>
+      <w:r>
+        <w:rPr>
+          <w:rFonts w:ascii="Times New Roman" w:eastAsia="Times New Roman" w:hAnsi="Times New Roman" w:cs="Times New Roman"/>
+          <w:sz w:val="24"/>
+          <w:szCs w:val="24"/>
+        </w:rPr>
+        <w:t xml:space="preserve">A </w:t>
+      </w:r>
+      <w:r>
+        <w:rPr>
+          <w:rFonts w:ascii="Times New Roman" w:eastAsia="Times New Roman" w:hAnsi="Times New Roman" w:cs="Times New Roman"/>
+          <w:b/>
+          <w:bCs/>
+          <w:sz w:val="24"/>
+          <w:szCs w:val="24"/>
+        </w:rPr>
+        <w:t>Phantom Deadlock</w:t>
+      </w:r>
+      <w:r>
+        <w:rPr>
+          <w:rFonts w:ascii="Times New Roman" w:eastAsia="Times New Roman" w:hAnsi="Times New Roman" w:cs="Times New Roman"/>
+          <w:sz w:val="24"/>
+          <w:szCs w:val="24"/>
+        </w:rPr>
+        <w:t xml:space="preserve"> occurs when the deadlock detector finds a </w:t>
+      </w:r>
+      <w:r>
+        <w:rPr>
+          <w:rFonts w:ascii="Times New Roman" w:eastAsia="Times New Roman" w:hAnsi="Times New Roman" w:cs="Times New Roman"/>
+          <w:b/>
+          <w:bCs/>
+          <w:sz w:val="24"/>
+          <w:szCs w:val="24"/>
+        </w:rPr>
+        <w:t>cycle in the Wait-for Graph</w:t>
+      </w:r>
+      <w:r>
+        <w:rPr>
+          <w:rFonts w:ascii="Times New Roman" w:eastAsia="Times New Roman" w:hAnsi="Times New Roman" w:cs="Times New Roman"/>
+          <w:sz w:val="24"/>
+          <w:szCs w:val="24"/>
+        </w:rPr>
+        <w:t xml:space="preserve"> because it has </w:t>
+      </w:r>
+      <w:r>
+        <w:rPr>
+          <w:rFonts w:ascii="Times New Roman" w:eastAsia="Times New Roman" w:hAnsi="Times New Roman" w:cs="Times New Roman"/>
+          <w:b/>
+          <w:bCs/>
+          <w:sz w:val="24"/>
+          <w:szCs w:val="24"/>
+        </w:rPr>
+        <w:t>outdated information</w:t>
+      </w:r>
+      <w:r>
+        <w:rPr>
+          <w:rFonts w:ascii="Times New Roman" w:eastAsia="Times New Roman" w:hAnsi="Times New Roman" w:cs="Times New Roman"/>
+          <w:sz w:val="24"/>
+          <w:szCs w:val="24"/>
+        </w:rPr>
+        <w:t xml:space="preserve"> about a transaction that has already been restarted. As a result, the detector reports a deadlock that no longer exists.</w:t>
+      </w:r>
+    </w:p>
+    <w:p>
+      <w:pPr>
+        <w:spacing w:before="100" w:beforeAutospacing="1" w:after="100" w:afterAutospacing="1" w:line="240" w:lineRule="auto"/>
+        <w:outlineLvl w:val="2"/>
+        <w:rPr>
+          <w:rFonts w:ascii="Times New Roman" w:eastAsia="Times New Roman" w:hAnsi="Times New Roman" w:cs="Times New Roman"/>
+          <w:b/>
+          <w:bCs/>
+          <w:sz w:val="27"/>
+          <w:szCs w:val="27"/>
+        </w:rPr>
+      </w:pPr>
+      <w:r>
+        <w:rPr>
+          <w:rFonts w:ascii="Times New Roman" w:eastAsia="Times New Roman" w:hAnsi="Times New Roman" w:cs="Times New Roman"/>
+          <w:b/>
+          <w:bCs/>
+          <w:sz w:val="27"/>
+          <w:szCs w:val="27"/>
+        </w:rPr>
+        <w:t>Easy Definition (1 Line)</w:t>
+      </w:r>
+    </w:p>
+    <w:p>
+      <w:pPr>
+        <w:spacing w:before="100" w:beforeAutospacing="1" w:after="100" w:afterAutospacing="1" w:line="240" w:lineRule="auto"/>
+        <w:rPr>
+          <w:rFonts w:ascii="Times New Roman" w:eastAsia="Times New Roman" w:hAnsi="Times New Roman" w:cs="Times New Roman"/>
+          <w:sz w:val="24"/>
+          <w:szCs w:val="24"/>
+        </w:rPr>
+      </w:pPr>
+      <w:r>
+        <w:rPr>
+          <w:rFonts w:ascii="Times New Roman" w:eastAsia="Times New Roman" w:hAnsi="Times New Roman" w:cs="Times New Roman"/>
+          <w:b/>
+          <w:bCs/>
+          <w:sz w:val="24"/>
+          <w:szCs w:val="24"/>
+        </w:rPr>
+        <w:t>Phantom Deadlock is a false deadlock caused by outdated information after a transaction has already been restarted.</w:t>
+      </w:r>
+    </w:p>
+    <w:p>
+      <w:pPr>
+        <w:spacing w:before="100" w:beforeAutospacing="1" w:after="100" w:afterAutospacing="1" w:line="240" w:lineRule="auto"/>
+        <w:outlineLvl w:val="2"/>
+        <w:rPr>
+          <w:rFonts w:ascii="Times New Roman" w:eastAsia="Times New Roman" w:hAnsi="Times New Roman" w:cs="Times New Roman"/>
+          <w:b/>
+          <w:bCs/>
+          <w:sz w:val="27"/>
+          <w:szCs w:val="27"/>
+        </w:rPr>
+      </w:pPr>
+      <w:r>
+        <w:rPr>
+          <w:rFonts w:ascii="Nirmala UI" w:eastAsia="Times New Roman" w:hAnsi="Nirmala UI" w:cs="Nirmala UI"/>
+          <w:b/>
+          <w:bCs/>
+          <w:sz w:val="27"/>
+          <w:szCs w:val="27"/>
+        </w:rPr>
+        <w:t>বাংলায়</w:t>
+      </w:r>
+      <w:r>
+        <w:rPr>
+          <w:rFonts w:ascii="Times New Roman" w:eastAsia="Times New Roman" w:hAnsi="Times New Roman" w:cs="Times New Roman"/>
+          <w:b/>
+          <w:bCs/>
+          <w:sz w:val="27"/>
+          <w:szCs w:val="27"/>
+        </w:rPr>
+        <w:t xml:space="preserve"> (</w:t>
+      </w:r>
+      <w:r>
+        <w:rPr>
+          <w:rFonts w:ascii="Nirmala UI" w:eastAsia="Times New Roman" w:hAnsi="Nirmala UI" w:cs="Nirmala UI"/>
+          <w:b/>
+          <w:bCs/>
+          <w:sz w:val="27"/>
+          <w:szCs w:val="27"/>
+        </w:rPr>
+        <w:t>বোঝার</w:t>
+      </w:r>
+      <w:r>
+        <w:rPr>
+          <w:rFonts w:ascii="Times New Roman" w:eastAsia="Times New Roman" w:hAnsi="Times New Roman" w:cs="Times New Roman"/>
+          <w:b/>
+          <w:bCs/>
+          <w:sz w:val="27"/>
+          <w:szCs w:val="27"/>
+        </w:rPr>
+        <w:t xml:space="preserve"> </w:t>
+      </w:r>
+      <w:r>
+        <w:rPr>
+          <w:rFonts w:ascii="Nirmala UI" w:eastAsia="Times New Roman" w:hAnsi="Nirmala UI" w:cs="Nirmala UI"/>
+          <w:b/>
+          <w:bCs/>
+          <w:sz w:val="27"/>
+          <w:szCs w:val="27"/>
+        </w:rPr>
+        <w:t>জন্য</w:t>
+      </w:r>
+      <w:r>
+        <w:rPr>
+          <w:rFonts w:ascii="Times New Roman" w:eastAsia="Times New Roman" w:hAnsi="Times New Roman" w:cs="Times New Roman"/>
+          <w:b/>
+          <w:bCs/>
+          <w:sz w:val="27"/>
+          <w:szCs w:val="27"/>
+        </w:rPr>
+        <w:t>)</w:t>
+      </w:r>
+    </w:p>
+    <w:p>
+      <w:pPr>
+        <w:spacing w:before="100" w:beforeAutospacing="1" w:after="100" w:afterAutospacing="1" w:line="240" w:lineRule="auto"/>
+        <w:rPr>
+          <w:rFonts w:ascii="Times New Roman" w:eastAsia="Times New Roman" w:hAnsi="Times New Roman" w:cs="Times New Roman"/>
+          <w:sz w:val="24"/>
+          <w:szCs w:val="24"/>
+        </w:rPr>
+      </w:pPr>
+      <w:r>
+        <w:rPr>
+          <w:rFonts w:ascii="Nirmala UI" w:eastAsia="Times New Roman" w:hAnsi="Nirmala UI" w:cs="Nirmala UI"/>
+          <w:b/>
+          <w:bCs/>
+          <w:sz w:val="24"/>
+          <w:szCs w:val="24"/>
+        </w:rPr>
+        <w:t>একটি</w:t>
+      </w:r>
+      <w:r>
+        <w:rPr>
+          <w:rFonts w:ascii="Times New Roman" w:eastAsia="Times New Roman" w:hAnsi="Times New Roman" w:cs="Times New Roman"/>
+          <w:b/>
+          <w:bCs/>
+          <w:sz w:val="24"/>
+          <w:szCs w:val="24"/>
+        </w:rPr>
+        <w:t xml:space="preserve"> Transaction </w:t>
+      </w:r>
+      <w:r>
+        <w:rPr>
+          <w:rFonts w:ascii="Nirmala UI" w:eastAsia="Times New Roman" w:hAnsi="Nirmala UI" w:cs="Nirmala UI"/>
+          <w:b/>
+          <w:bCs/>
+          <w:sz w:val="24"/>
+          <w:szCs w:val="24"/>
+        </w:rPr>
+        <w:t>আগেই</w:t>
+      </w:r>
+      <w:r>
+        <w:rPr>
+          <w:rFonts w:ascii="Times New Roman" w:eastAsia="Times New Roman" w:hAnsi="Times New Roman" w:cs="Times New Roman"/>
+          <w:b/>
+          <w:bCs/>
+          <w:sz w:val="24"/>
+          <w:szCs w:val="24"/>
+        </w:rPr>
+        <w:t xml:space="preserve"> Restart </w:t>
+      </w:r>
+      <w:r>
+        <w:rPr>
+          <w:rFonts w:ascii="Nirmala UI" w:eastAsia="Times New Roman" w:hAnsi="Nirmala UI" w:cs="Nirmala UI"/>
+          <w:b/>
+          <w:bCs/>
+          <w:sz w:val="24"/>
+          <w:szCs w:val="24"/>
+        </w:rPr>
+        <w:t>হয়েছে</w:t>
+      </w:r>
+      <w:r>
+        <w:rPr>
+          <w:rFonts w:ascii="Times New Roman" w:eastAsia="Times New Roman" w:hAnsi="Times New Roman" w:cs="Times New Roman"/>
+          <w:b/>
+          <w:bCs/>
+          <w:sz w:val="24"/>
+          <w:szCs w:val="24"/>
+        </w:rPr>
+        <w:t xml:space="preserve">, </w:t>
+      </w:r>
+      <w:r>
+        <w:rPr>
+          <w:rFonts w:ascii="Nirmala UI" w:eastAsia="Times New Roman" w:hAnsi="Nirmala UI" w:cs="Nirmala UI"/>
+          <w:b/>
+          <w:bCs/>
+          <w:sz w:val="24"/>
+          <w:szCs w:val="24"/>
+        </w:rPr>
+        <w:t>কিন্তু</w:t>
+      </w:r>
+      <w:r>
+        <w:rPr>
+          <w:rFonts w:ascii="Times New Roman" w:eastAsia="Times New Roman" w:hAnsi="Times New Roman" w:cs="Times New Roman"/>
+          <w:b/>
+          <w:bCs/>
+          <w:sz w:val="24"/>
+          <w:szCs w:val="24"/>
+        </w:rPr>
+        <w:t xml:space="preserve"> Detector </w:t>
+      </w:r>
+      <w:r>
+        <w:rPr>
+          <w:rFonts w:ascii="Nirmala UI" w:eastAsia="Times New Roman" w:hAnsi="Nirmala UI" w:cs="Nirmala UI"/>
+          <w:b/>
+          <w:bCs/>
+          <w:sz w:val="24"/>
+          <w:szCs w:val="24"/>
+        </w:rPr>
+        <w:t>সেই</w:t>
+      </w:r>
+      <w:r>
+        <w:rPr>
+          <w:rFonts w:ascii="Times New Roman" w:eastAsia="Times New Roman" w:hAnsi="Times New Roman" w:cs="Times New Roman"/>
+          <w:b/>
+          <w:bCs/>
+          <w:sz w:val="24"/>
+          <w:szCs w:val="24"/>
+        </w:rPr>
+        <w:t xml:space="preserve"> </w:t>
+      </w:r>
+      <w:r>
+        <w:rPr>
+          <w:rFonts w:ascii="Nirmala UI" w:eastAsia="Times New Roman" w:hAnsi="Nirmala UI" w:cs="Nirmala UI"/>
+          <w:b/>
+          <w:bCs/>
+          <w:sz w:val="24"/>
+          <w:szCs w:val="24"/>
+        </w:rPr>
+        <w:t>খবর</w:t>
+      </w:r>
+      <w:r>
+        <w:rPr>
+          <w:rFonts w:ascii="Times New Roman" w:eastAsia="Times New Roman" w:hAnsi="Times New Roman" w:cs="Times New Roman"/>
+          <w:b/>
+          <w:bCs/>
+          <w:sz w:val="24"/>
+          <w:szCs w:val="24"/>
+        </w:rPr>
+        <w:t xml:space="preserve"> </w:t>
+      </w:r>
+      <w:r>
+        <w:rPr>
+          <w:rFonts w:ascii="Nirmala UI" w:eastAsia="Times New Roman" w:hAnsi="Nirmala UI" w:cs="Nirmala UI"/>
+          <w:b/>
+          <w:bCs/>
+          <w:sz w:val="24"/>
+          <w:szCs w:val="24"/>
+        </w:rPr>
+        <w:t>না</w:t>
+      </w:r>
+      <w:r>
+        <w:rPr>
+          <w:rFonts w:ascii="Times New Roman" w:eastAsia="Times New Roman" w:hAnsi="Times New Roman" w:cs="Times New Roman"/>
+          <w:b/>
+          <w:bCs/>
+          <w:sz w:val="24"/>
+          <w:szCs w:val="24"/>
+        </w:rPr>
+        <w:t xml:space="preserve"> </w:t>
+      </w:r>
+      <w:r>
+        <w:rPr>
+          <w:rFonts w:ascii="Nirmala UI" w:eastAsia="Times New Roman" w:hAnsi="Nirmala UI" w:cs="Nirmala UI"/>
+          <w:b/>
+          <w:bCs/>
+          <w:sz w:val="24"/>
+          <w:szCs w:val="24"/>
+        </w:rPr>
+        <w:t>পেয়ে</w:t>
+      </w:r>
+      <w:r>
+        <w:rPr>
+          <w:rFonts w:ascii="Times New Roman" w:eastAsia="Times New Roman" w:hAnsi="Times New Roman" w:cs="Times New Roman"/>
+          <w:b/>
+          <w:bCs/>
+          <w:sz w:val="24"/>
+          <w:szCs w:val="24"/>
+        </w:rPr>
+        <w:t xml:space="preserve"> </w:t>
+      </w:r>
+      <w:r>
+        <w:rPr>
+          <w:rFonts w:ascii="Nirmala UI" w:eastAsia="Times New Roman" w:hAnsi="Nirmala UI" w:cs="Nirmala UI"/>
+          <w:b/>
+          <w:bCs/>
+          <w:sz w:val="24"/>
+          <w:szCs w:val="24"/>
+        </w:rPr>
+        <w:t>পুরনো</w:t>
+      </w:r>
+      <w:r>
+        <w:rPr>
+          <w:rFonts w:ascii="Times New Roman" w:eastAsia="Times New Roman" w:hAnsi="Times New Roman" w:cs="Times New Roman"/>
+          <w:b/>
+          <w:bCs/>
+          <w:sz w:val="24"/>
+          <w:szCs w:val="24"/>
+        </w:rPr>
+        <w:t xml:space="preserve"> </w:t>
+      </w:r>
+      <w:r>
+        <w:rPr>
+          <w:rFonts w:ascii="Nirmala UI" w:eastAsia="Times New Roman" w:hAnsi="Nirmala UI" w:cs="Nirmala UI"/>
+          <w:b/>
+          <w:bCs/>
+          <w:sz w:val="24"/>
+          <w:szCs w:val="24"/>
+        </w:rPr>
+        <w:t>তথ্য</w:t>
+      </w:r>
+      <w:r>
+        <w:rPr>
+          <w:rFonts w:ascii="Times New Roman" w:eastAsia="Times New Roman" w:hAnsi="Times New Roman" w:cs="Times New Roman"/>
+          <w:b/>
+          <w:bCs/>
+          <w:sz w:val="24"/>
+          <w:szCs w:val="24"/>
+        </w:rPr>
+        <w:t xml:space="preserve"> </w:t>
+      </w:r>
+      <w:r>
+        <w:rPr>
+          <w:rFonts w:ascii="Nirmala UI" w:eastAsia="Times New Roman" w:hAnsi="Nirmala UI" w:cs="Nirmala UI"/>
+          <w:b/>
+          <w:bCs/>
+          <w:sz w:val="24"/>
+          <w:szCs w:val="24"/>
+        </w:rPr>
+        <w:t>দিয়ে</w:t>
+      </w:r>
+      <w:r>
+        <w:rPr>
+          <w:rFonts w:ascii="Times New Roman" w:eastAsia="Times New Roman" w:hAnsi="Times New Roman" w:cs="Times New Roman"/>
+          <w:b/>
+          <w:bCs/>
+          <w:sz w:val="24"/>
+          <w:szCs w:val="24"/>
+        </w:rPr>
+        <w:t xml:space="preserve"> Deadlock </w:t>
+      </w:r>
+      <w:r>
+        <w:rPr>
+          <w:rFonts w:ascii="Nirmala UI" w:eastAsia="Times New Roman" w:hAnsi="Nirmala UI" w:cs="Nirmala UI"/>
+          <w:b/>
+          <w:bCs/>
+          <w:sz w:val="24"/>
+          <w:szCs w:val="24"/>
+        </w:rPr>
+        <w:t>শনা</w:t>
+      </w:r>
       <w:bookmarkStart w:id="0" w:name="_GoBack"/>
       <w:bookmarkEnd w:id="0"/>
+      <w:r>
+        <w:rPr>
+          <w:rFonts w:ascii="Nirmala UI" w:eastAsia="Times New Roman" w:hAnsi="Nirmala UI" w:cs="Nirmala UI"/>
+          <w:b/>
+          <w:bCs/>
+          <w:sz w:val="24"/>
+          <w:szCs w:val="24"/>
+        </w:rPr>
+        <w:t>ক্ত</w:t>
+      </w:r>
+      <w:r>
+        <w:rPr>
+          <w:rFonts w:ascii="Times New Roman" w:eastAsia="Times New Roman" w:hAnsi="Times New Roman" w:cs="Times New Roman"/>
+          <w:b/>
+          <w:bCs/>
+          <w:sz w:val="24"/>
+          <w:szCs w:val="24"/>
+        </w:rPr>
+        <w:t xml:space="preserve"> </w:t>
+      </w:r>
+      <w:r>
+        <w:rPr>
+          <w:rFonts w:ascii="Nirmala UI" w:eastAsia="Times New Roman" w:hAnsi="Nirmala UI" w:cs="Nirmala UI"/>
+          <w:b/>
+          <w:bCs/>
+          <w:sz w:val="24"/>
+          <w:szCs w:val="24"/>
+        </w:rPr>
+        <w:t>করে।</w:t>
+      </w:r>
+    </w:p>
+    <w:p>
+      <w:pPr>
+        <w:spacing w:before="100" w:beforeAutospacing="1" w:after="100" w:afterAutospacing="1" w:line="240" w:lineRule="auto"/>
+        <w:outlineLvl w:val="1"/>
+        <w:rPr>
+          <w:rFonts w:ascii="Times New Roman" w:eastAsia="Times New Roman" w:hAnsi="Times New Roman" w:cs="Times New Roman"/>
+          <w:b/>
+          <w:bCs/>
+          <w:color w:val="FF0000"/>
+          <w:sz w:val="36"/>
+          <w:szCs w:val="36"/>
+        </w:rPr>
+      </w:pPr>
+      <w:r>
+        <w:rPr>
+          <w:rFonts w:ascii="Times New Roman" w:eastAsia="Times New Roman" w:hAnsi="Times New Roman" w:cs="Times New Roman"/>
+          <w:b/>
+          <w:bCs/>
+          <w:color w:val="FF0000"/>
+          <w:sz w:val="36"/>
+          <w:szCs w:val="36"/>
+        </w:rPr>
+        <w:t>How Does It Happen?</w:t>
+      </w:r>
+    </w:p>
+    <w:p>
+      <w:pPr>
+        <w:numPr>
+          <w:ilvl w:val="0"/>
+          <w:numId w:val="18"/>
+        </w:numPr>
+        <w:spacing w:before="100" w:beforeAutospacing="1" w:after="100" w:afterAutospacing="1" w:line="240" w:lineRule="auto"/>
+        <w:rPr>
+          <w:rFonts w:ascii="Times New Roman" w:eastAsia="Times New Roman" w:hAnsi="Times New Roman" w:cs="Times New Roman"/>
+          <w:sz w:val="24"/>
+          <w:szCs w:val="24"/>
+        </w:rPr>
+      </w:pPr>
+      <w:r>
+        <w:rPr>
+          <w:rFonts w:ascii="Times New Roman" w:eastAsia="Times New Roman" w:hAnsi="Times New Roman" w:cs="Times New Roman"/>
+          <w:b/>
+          <w:bCs/>
+          <w:sz w:val="24"/>
+          <w:szCs w:val="24"/>
+        </w:rPr>
+        <w:t>Ti</w:t>
+      </w:r>
+      <w:r>
+        <w:rPr>
+          <w:rFonts w:ascii="Times New Roman" w:eastAsia="Times New Roman" w:hAnsi="Times New Roman" w:cs="Times New Roman"/>
+          <w:sz w:val="24"/>
+          <w:szCs w:val="24"/>
+        </w:rPr>
+        <w:t xml:space="preserve"> blocks another transaction. </w:t>
+      </w:r>
+    </w:p>
+    <w:p>
+      <w:pPr>
+        <w:numPr>
+          <w:ilvl w:val="0"/>
+          <w:numId w:val="18"/>
+        </w:numPr>
+        <w:spacing w:before="100" w:beforeAutospacing="1" w:after="100" w:afterAutospacing="1" w:line="240" w:lineRule="auto"/>
+        <w:rPr>
+          <w:rFonts w:ascii="Times New Roman" w:eastAsia="Times New Roman" w:hAnsi="Times New Roman" w:cs="Times New Roman"/>
+          <w:sz w:val="24"/>
+          <w:szCs w:val="24"/>
+        </w:rPr>
+      </w:pPr>
+      <w:r>
+        <w:rPr>
+          <w:rFonts w:ascii="Times New Roman" w:eastAsia="Times New Roman" w:hAnsi="Times New Roman" w:cs="Times New Roman"/>
+          <w:b/>
+          <w:bCs/>
+          <w:sz w:val="24"/>
+          <w:szCs w:val="24"/>
+        </w:rPr>
+        <w:t>Ti</w:t>
+      </w:r>
+      <w:r>
+        <w:rPr>
+          <w:rFonts w:ascii="Times New Roman" w:eastAsia="Times New Roman" w:hAnsi="Times New Roman" w:cs="Times New Roman"/>
+          <w:sz w:val="24"/>
+          <w:szCs w:val="24"/>
+        </w:rPr>
+        <w:t xml:space="preserve"> is restarted for another reason (not because of deadlock). </w:t>
+      </w:r>
+    </w:p>
+    <w:p>
+      <w:pPr>
+        <w:numPr>
+          <w:ilvl w:val="0"/>
+          <w:numId w:val="18"/>
+        </w:numPr>
+        <w:spacing w:before="100" w:beforeAutospacing="1" w:after="100" w:afterAutospacing="1" w:line="240" w:lineRule="auto"/>
+        <w:rPr>
+          <w:rFonts w:ascii="Times New Roman" w:eastAsia="Times New Roman" w:hAnsi="Times New Roman" w:cs="Times New Roman"/>
+          <w:sz w:val="24"/>
+          <w:szCs w:val="24"/>
+        </w:rPr>
+      </w:pPr>
+      <w:r>
+        <w:rPr>
+          <w:rFonts w:ascii="Times New Roman" w:eastAsia="Times New Roman" w:hAnsi="Times New Roman" w:cs="Times New Roman"/>
+          <w:sz w:val="24"/>
+          <w:szCs w:val="24"/>
+        </w:rPr>
+        <w:lastRenderedPageBreak/>
+        <w:t xml:space="preserve">The restart message has not yet reached the deadlock detector. </w:t>
+      </w:r>
+    </w:p>
+    <w:p>
+      <w:pPr>
+        <w:numPr>
+          <w:ilvl w:val="0"/>
+          <w:numId w:val="18"/>
+        </w:numPr>
+        <w:spacing w:before="100" w:beforeAutospacing="1" w:after="100" w:afterAutospacing="1" w:line="240" w:lineRule="auto"/>
+        <w:rPr>
+          <w:rFonts w:ascii="Times New Roman" w:eastAsia="Times New Roman" w:hAnsi="Times New Roman" w:cs="Times New Roman"/>
+          <w:sz w:val="24"/>
+          <w:szCs w:val="24"/>
+        </w:rPr>
+      </w:pPr>
+      <w:r>
+        <w:rPr>
+          <w:rFonts w:ascii="Times New Roman" w:eastAsia="Times New Roman" w:hAnsi="Times New Roman" w:cs="Times New Roman"/>
+          <w:sz w:val="24"/>
+          <w:szCs w:val="24"/>
+        </w:rPr>
+        <w:t xml:space="preserve">The detector still sees </w:t>
+      </w:r>
+      <w:r>
+        <w:rPr>
+          <w:rFonts w:ascii="Times New Roman" w:eastAsia="Times New Roman" w:hAnsi="Times New Roman" w:cs="Times New Roman"/>
+          <w:b/>
+          <w:bCs/>
+          <w:sz w:val="24"/>
+          <w:szCs w:val="24"/>
+        </w:rPr>
+        <w:t>Ti</w:t>
+      </w:r>
+      <w:r>
+        <w:rPr>
+          <w:rFonts w:ascii="Times New Roman" w:eastAsia="Times New Roman" w:hAnsi="Times New Roman" w:cs="Times New Roman"/>
+          <w:sz w:val="24"/>
+          <w:szCs w:val="24"/>
+        </w:rPr>
+        <w:t xml:space="preserve"> in the Wait-for Graph and finds a cycle. </w:t>
+      </w:r>
+    </w:p>
+    <w:p>
+      <w:pPr>
+        <w:numPr>
+          <w:ilvl w:val="0"/>
+          <w:numId w:val="18"/>
+        </w:numPr>
+        <w:spacing w:before="100" w:beforeAutospacing="1" w:after="100" w:afterAutospacing="1" w:line="240" w:lineRule="auto"/>
+        <w:rPr>
+          <w:rFonts w:ascii="Times New Roman" w:eastAsia="Times New Roman" w:hAnsi="Times New Roman" w:cs="Times New Roman"/>
+          <w:sz w:val="24"/>
+          <w:szCs w:val="24"/>
+        </w:rPr>
+      </w:pPr>
+      <w:r>
+        <w:rPr>
+          <w:rFonts w:ascii="Times New Roman" w:eastAsia="Times New Roman" w:hAnsi="Times New Roman" w:cs="Times New Roman"/>
+          <w:sz w:val="24"/>
+          <w:szCs w:val="24"/>
+        </w:rPr>
+        <w:t xml:space="preserve">It incorrectly detects a </w:t>
+      </w:r>
+      <w:r>
+        <w:rPr>
+          <w:rFonts w:ascii="Times New Roman" w:eastAsia="Times New Roman" w:hAnsi="Times New Roman" w:cs="Times New Roman"/>
+          <w:b/>
+          <w:bCs/>
+          <w:sz w:val="24"/>
+          <w:szCs w:val="24"/>
+        </w:rPr>
+        <w:t>Phantom Deadlock</w:t>
+      </w:r>
+      <w:r>
+        <w:rPr>
+          <w:rFonts w:ascii="Times New Roman" w:eastAsia="Times New Roman" w:hAnsi="Times New Roman" w:cs="Times New Roman"/>
+          <w:sz w:val="24"/>
+          <w:szCs w:val="24"/>
+        </w:rPr>
+        <w:t xml:space="preserve"> and may restart another transaction unnecessarily. </w:t>
+      </w:r>
+    </w:p>
+    <w:p>
+      <w:pPr>
+        <w:spacing w:before="100" w:beforeAutospacing="1" w:after="100" w:afterAutospacing="1" w:line="240" w:lineRule="auto"/>
+        <w:outlineLvl w:val="2"/>
+        <w:rPr>
+          <w:rFonts w:ascii="Times New Roman" w:eastAsia="Times New Roman" w:hAnsi="Times New Roman" w:cs="Times New Roman"/>
+          <w:b/>
+          <w:bCs/>
+          <w:sz w:val="27"/>
+          <w:szCs w:val="27"/>
+        </w:rPr>
+      </w:pPr>
+      <w:r>
+        <w:rPr>
+          <w:rFonts w:ascii="Times New Roman" w:eastAsia="Times New Roman" w:hAnsi="Times New Roman" w:cs="Times New Roman"/>
+          <w:b/>
+          <w:bCs/>
+          <w:sz w:val="27"/>
+          <w:szCs w:val="27"/>
+        </w:rPr>
+        <w:t>Short Example</w:t>
+      </w:r>
+    </w:p>
+    <w:p>
+      <w:pPr>
+        <w:numPr>
+          <w:ilvl w:val="0"/>
+          <w:numId w:val="19"/>
+        </w:numPr>
+        <w:spacing w:before="100" w:beforeAutospacing="1" w:after="100" w:afterAutospacing="1" w:line="240" w:lineRule="auto"/>
+        <w:rPr>
+          <w:rFonts w:ascii="Times New Roman" w:eastAsia="Times New Roman" w:hAnsi="Times New Roman" w:cs="Times New Roman"/>
+          <w:sz w:val="24"/>
+          <w:szCs w:val="24"/>
+        </w:rPr>
+      </w:pPr>
+      <w:r>
+        <w:rPr>
+          <w:rFonts w:ascii="Times New Roman" w:eastAsia="Times New Roman" w:hAnsi="Times New Roman" w:cs="Times New Roman"/>
+          <w:b/>
+          <w:bCs/>
+          <w:sz w:val="24"/>
+          <w:szCs w:val="24"/>
+        </w:rPr>
+        <w:t>T1</w:t>
+      </w:r>
+      <w:r>
+        <w:rPr>
+          <w:rFonts w:ascii="Times New Roman" w:eastAsia="Times New Roman" w:hAnsi="Times New Roman" w:cs="Times New Roman"/>
+          <w:sz w:val="24"/>
+          <w:szCs w:val="24"/>
+        </w:rPr>
+        <w:t xml:space="preserve"> is restarted. </w:t>
+      </w:r>
+    </w:p>
+    <w:p>
+      <w:pPr>
+        <w:numPr>
+          <w:ilvl w:val="0"/>
+          <w:numId w:val="19"/>
+        </w:numPr>
+        <w:spacing w:before="100" w:beforeAutospacing="1" w:after="100" w:afterAutospacing="1" w:line="240" w:lineRule="auto"/>
+        <w:rPr>
+          <w:rFonts w:ascii="Times New Roman" w:eastAsia="Times New Roman" w:hAnsi="Times New Roman" w:cs="Times New Roman"/>
+          <w:sz w:val="24"/>
+          <w:szCs w:val="24"/>
+        </w:rPr>
+      </w:pPr>
+      <w:r>
+        <w:rPr>
+          <w:rFonts w:ascii="Times New Roman" w:eastAsia="Times New Roman" w:hAnsi="Times New Roman" w:cs="Times New Roman"/>
+          <w:sz w:val="24"/>
+          <w:szCs w:val="24"/>
+        </w:rPr>
+        <w:t xml:space="preserve">The detector has not received the restart message. </w:t>
+      </w:r>
+    </w:p>
+    <w:p>
+      <w:pPr>
+        <w:numPr>
+          <w:ilvl w:val="0"/>
+          <w:numId w:val="19"/>
+        </w:numPr>
+        <w:spacing w:before="100" w:beforeAutospacing="1" w:after="100" w:afterAutospacing="1" w:line="240" w:lineRule="auto"/>
+        <w:rPr>
+          <w:rFonts w:ascii="Times New Roman" w:eastAsia="Times New Roman" w:hAnsi="Times New Roman" w:cs="Times New Roman"/>
+          <w:sz w:val="24"/>
+          <w:szCs w:val="24"/>
+        </w:rPr>
+      </w:pPr>
+      <w:r>
+        <w:rPr>
+          <w:rFonts w:ascii="Times New Roman" w:eastAsia="Times New Roman" w:hAnsi="Times New Roman" w:cs="Times New Roman"/>
+          <w:sz w:val="24"/>
+          <w:szCs w:val="24"/>
+        </w:rPr>
+        <w:t xml:space="preserve">It still sees </w:t>
+      </w:r>
+      <w:r>
+        <w:rPr>
+          <w:rFonts w:ascii="Times New Roman" w:eastAsia="Times New Roman" w:hAnsi="Times New Roman" w:cs="Times New Roman"/>
+          <w:b/>
+          <w:bCs/>
+          <w:sz w:val="24"/>
+          <w:szCs w:val="24"/>
+        </w:rPr>
+        <w:t>T1</w:t>
+      </w:r>
+      <w:r>
+        <w:rPr>
+          <w:rFonts w:ascii="Times New Roman" w:eastAsia="Times New Roman" w:hAnsi="Times New Roman" w:cs="Times New Roman"/>
+          <w:sz w:val="24"/>
+          <w:szCs w:val="24"/>
+        </w:rPr>
+        <w:t xml:space="preserve"> in the Wait-for Graph. </w:t>
+      </w:r>
+    </w:p>
+    <w:p>
+      <w:pPr>
+        <w:numPr>
+          <w:ilvl w:val="0"/>
+          <w:numId w:val="19"/>
+        </w:numPr>
+        <w:spacing w:before="100" w:beforeAutospacing="1" w:after="100" w:afterAutospacing="1" w:line="240" w:lineRule="auto"/>
+        <w:rPr>
+          <w:rFonts w:ascii="Times New Roman" w:eastAsia="Times New Roman" w:hAnsi="Times New Roman" w:cs="Times New Roman"/>
+          <w:sz w:val="24"/>
+          <w:szCs w:val="24"/>
+        </w:rPr>
+      </w:pPr>
+      <w:r>
+        <w:rPr>
+          <w:rFonts w:ascii="Times New Roman" w:eastAsia="Times New Roman" w:hAnsi="Times New Roman" w:cs="Times New Roman"/>
+          <w:sz w:val="24"/>
+          <w:szCs w:val="24"/>
+        </w:rPr>
+        <w:t xml:space="preserve">A cycle appears. </w:t>
+      </w:r>
+    </w:p>
+    <w:p>
+      <w:pPr>
+        <w:spacing w:before="100" w:beforeAutospacing="1" w:after="100" w:afterAutospacing="1" w:line="240" w:lineRule="auto"/>
+        <w:rPr>
+          <w:rFonts w:ascii="Times New Roman" w:eastAsia="Times New Roman" w:hAnsi="Times New Roman" w:cs="Times New Roman"/>
+          <w:sz w:val="24"/>
+          <w:szCs w:val="24"/>
+        </w:rPr>
+      </w:pPr>
+      <w:r>
+        <w:rPr>
+          <w:rFonts w:ascii="Segoe UI Symbol" w:eastAsia="Times New Roman" w:hAnsi="Segoe UI Symbol" w:cs="Segoe UI Symbol"/>
+          <w:sz w:val="24"/>
+          <w:szCs w:val="24"/>
+        </w:rPr>
+        <w:t>👉</w:t>
+      </w:r>
+      <w:r>
+        <w:rPr>
+          <w:rFonts w:ascii="Times New Roman" w:eastAsia="Times New Roman" w:hAnsi="Times New Roman" w:cs="Times New Roman"/>
+          <w:sz w:val="24"/>
+          <w:szCs w:val="24"/>
+        </w:rPr>
+        <w:t xml:space="preserve"> </w:t>
+      </w:r>
+      <w:r>
+        <w:rPr>
+          <w:rFonts w:ascii="Times New Roman" w:eastAsia="Times New Roman" w:hAnsi="Times New Roman" w:cs="Times New Roman"/>
+          <w:b/>
+          <w:bCs/>
+          <w:sz w:val="24"/>
+          <w:szCs w:val="24"/>
+        </w:rPr>
+        <w:t>Phantom Deadlock is detected.</w:t>
+      </w:r>
+    </w:p>
+    <w:p>
+      <w:pPr>
+        <w:spacing w:before="100" w:beforeAutospacing="1" w:after="100" w:afterAutospacing="1" w:line="240" w:lineRule="auto"/>
+        <w:ind w:left="360"/>
+        <w:rPr>
+          <w:rFonts w:ascii="Times New Roman" w:eastAsia="Times New Roman" w:hAnsi="Times New Roman" w:cs="Times New Roman"/>
+          <w:sz w:val="24"/>
+          <w:szCs w:val="24"/>
+        </w:rPr>
+      </w:pPr>
     </w:p>
     <w:sectPr>
       <w:pgSz w:w="12240" w:h="15840"/>
@@ -8386,6 +10139,119 @@
     </w:lvl>
   </w:abstractNum>
   <w:abstractNum w:abstractNumId="5" w15:restartNumberingAfterBreak="0">
+    <w:nsid w:val="2DEE447A"/>
+    <w:multiLevelType w:val="multilevel"/>
+    <w:tmpl w:val="9D4A938C"/>
+    <w:lvl w:ilvl="0">
+      <w:start w:val="1"/>
+      <w:numFmt w:val="decimal"/>
+      <w:lvlText w:val="%1."/>
+      <w:lvlJc w:val="left"/>
+      <w:pPr>
+        <w:tabs>
+          <w:tab w:val="num" w:pos="720"/>
+        </w:tabs>
+        <w:ind w:left="720" w:hanging="360"/>
+      </w:pPr>
+    </w:lvl>
+    <w:lvl w:ilvl="1" w:tentative="1">
+      <w:start w:val="1"/>
+      <w:numFmt w:val="decimal"/>
+      <w:lvlText w:val="%2."/>
+      <w:lvlJc w:val="left"/>
+      <w:pPr>
+        <w:tabs>
+          <w:tab w:val="num" w:pos="1440"/>
+        </w:tabs>
+        <w:ind w:left="1440" w:hanging="360"/>
+      </w:pPr>
+    </w:lvl>
+    <w:lvl w:ilvl="2" w:tentative="1">
+      <w:start w:val="1"/>
+      <w:numFmt w:val="decimal"/>
+      <w:lvlText w:val="%3."/>
+      <w:lvlJc w:val="left"/>
+      <w:pPr>
+        <w:tabs>
+          <w:tab w:val="num" w:pos="2160"/>
+        </w:tabs>
+        <w:ind w:left="2160" w:hanging="360"/>
+      </w:pPr>
+    </w:lvl>
+    <w:lvl w:ilvl="3" w:tentative="1">
+      <w:start w:val="1"/>
+      <w:numFmt w:val="decimal"/>
+      <w:lvlText w:val="%4."/>
+      <w:lvlJc w:val="left"/>
+      <w:pPr>
+        <w:tabs>
+          <w:tab w:val="num" w:pos="2880"/>
+        </w:tabs>
+        <w:ind w:left="2880" w:hanging="360"/>
+      </w:pPr>
+    </w:lvl>
+    <w:lvl w:ilvl="4" w:tentative="1">
+      <w:start w:val="1"/>
+      <w:numFmt w:val="decimal"/>
+      <w:lvlText w:val="%5."/>
+      <w:lvlJc w:val="left"/>
+      <w:pPr>
+        <w:tabs>
+          <w:tab w:val="num" w:pos="3600"/>
+        </w:tabs>
+        <w:ind w:left="3600" w:hanging="360"/>
+      </w:pPr>
+    </w:lvl>
+    <w:lvl w:ilvl="5" w:tentative="1">
+      <w:start w:val="1"/>
+      <w:numFmt w:val="decimal"/>
+      <w:lvlText w:val="%6."/>
+      <w:lvlJc w:val="left"/>
+      <w:pPr>
+        <w:tabs>
+          <w:tab w:val="num" w:pos="4320"/>
+        </w:tabs>
+        <w:ind w:left="4320" w:hanging="360"/>
+      </w:pPr>
+    </w:lvl>
+    <w:lvl w:ilvl="6" w:tentative="1">
+      <w:start w:val="1"/>
+      <w:numFmt w:val="decimal"/>
+      <w:lvlText w:val="%7."/>
+      <w:lvlJc w:val="left"/>
+      <w:pPr>
+        <w:tabs>
+          <w:tab w:val="num" w:pos="5040"/>
+        </w:tabs>
+        <w:ind w:left="5040" w:hanging="360"/>
+      </w:pPr>
+    </w:lvl>
+    <w:lvl w:ilvl="7" w:tentative="1">
+      <w:start w:val="1"/>
+      <w:numFmt w:val="decimal"/>
+      <w:lvlText w:val="%8."/>
+      <w:lvlJc w:val="left"/>
+      <w:pPr>
+        <w:tabs>
+          <w:tab w:val="num" w:pos="5760"/>
+        </w:tabs>
+        <w:ind w:left="5760" w:hanging="360"/>
+      </w:pPr>
+    </w:lvl>
+    <w:lvl w:ilvl="8" w:tentative="1">
+      <w:start w:val="1"/>
+      <w:numFmt w:val="decimal"/>
+      <w:lvlText w:val="%9."/>
+      <w:lvlJc w:val="left"/>
+      <w:pPr>
+        <w:tabs>
+          <w:tab w:val="num" w:pos="6480"/>
+        </w:tabs>
+        <w:ind w:left="6480" w:hanging="360"/>
+      </w:pPr>
+    </w:lvl>
+  </w:abstractNum>
+  <w:abstractNum w:abstractNumId="6" w15:restartNumberingAfterBreak="0">
     <w:nsid w:val="39EC4425"/>
     <w:multiLevelType w:val="multilevel"/>
     <w:tmpl w:val="1D92B63A"/>
@@ -8534,7 +10400,7 @@
       </w:rPr>
     </w:lvl>
   </w:abstractNum>
-  <w:abstractNum w:abstractNumId="6" w15:restartNumberingAfterBreak="0">
+  <w:abstractNum w:abstractNumId="7" w15:restartNumberingAfterBreak="0">
     <w:nsid w:val="42A865E0"/>
     <w:multiLevelType w:val="multilevel"/>
     <w:tmpl w:val="31920C32"/>
@@ -8683,7 +10549,7 @@
       </w:rPr>
     </w:lvl>
   </w:abstractNum>
-  <w:abstractNum w:abstractNumId="7" w15:restartNumberingAfterBreak="0">
+  <w:abstractNum w:abstractNumId="8" w15:restartNumberingAfterBreak="0">
     <w:nsid w:val="45657FD2"/>
     <w:multiLevelType w:val="multilevel"/>
     <w:tmpl w:val="054A5968"/>
@@ -8832,7 +10698,120 @@
       </w:rPr>
     </w:lvl>
   </w:abstractNum>
-  <w:abstractNum w:abstractNumId="8" w15:restartNumberingAfterBreak="0">
+  <w:abstractNum w:abstractNumId="9" w15:restartNumberingAfterBreak="0">
+    <w:nsid w:val="45977BE8"/>
+    <w:multiLevelType w:val="multilevel"/>
+    <w:tmpl w:val="7C38E2DC"/>
+    <w:lvl w:ilvl="0">
+      <w:start w:val="1"/>
+      <w:numFmt w:val="decimal"/>
+      <w:lvlText w:val="%1."/>
+      <w:lvlJc w:val="left"/>
+      <w:pPr>
+        <w:tabs>
+          <w:tab w:val="num" w:pos="720"/>
+        </w:tabs>
+        <w:ind w:left="720" w:hanging="360"/>
+      </w:pPr>
+    </w:lvl>
+    <w:lvl w:ilvl="1" w:tentative="1">
+      <w:start w:val="1"/>
+      <w:numFmt w:val="decimal"/>
+      <w:lvlText w:val="%2."/>
+      <w:lvlJc w:val="left"/>
+      <w:pPr>
+        <w:tabs>
+          <w:tab w:val="num" w:pos="1440"/>
+        </w:tabs>
+        <w:ind w:left="1440" w:hanging="360"/>
+      </w:pPr>
+    </w:lvl>
+    <w:lvl w:ilvl="2" w:tentative="1">
+      <w:start w:val="1"/>
+      <w:numFmt w:val="decimal"/>
+      <w:lvlText w:val="%3."/>
+      <w:lvlJc w:val="left"/>
+      <w:pPr>
+        <w:tabs>
+          <w:tab w:val="num" w:pos="2160"/>
+        </w:tabs>
+        <w:ind w:left="2160" w:hanging="360"/>
+      </w:pPr>
+    </w:lvl>
+    <w:lvl w:ilvl="3" w:tentative="1">
+      <w:start w:val="1"/>
+      <w:numFmt w:val="decimal"/>
+      <w:lvlText w:val="%4."/>
+      <w:lvlJc w:val="left"/>
+      <w:pPr>
+        <w:tabs>
+          <w:tab w:val="num" w:pos="2880"/>
+        </w:tabs>
+        <w:ind w:left="2880" w:hanging="360"/>
+      </w:pPr>
+    </w:lvl>
+    <w:lvl w:ilvl="4" w:tentative="1">
+      <w:start w:val="1"/>
+      <w:numFmt w:val="decimal"/>
+      <w:lvlText w:val="%5."/>
+      <w:lvlJc w:val="left"/>
+      <w:pPr>
+        <w:tabs>
+          <w:tab w:val="num" w:pos="3600"/>
+        </w:tabs>
+        <w:ind w:left="3600" w:hanging="360"/>
+      </w:pPr>
+    </w:lvl>
+    <w:lvl w:ilvl="5" w:tentative="1">
+      <w:start w:val="1"/>
+      <w:numFmt w:val="decimal"/>
+      <w:lvlText w:val="%6."/>
+      <w:lvlJc w:val="left"/>
+      <w:pPr>
+        <w:tabs>
+          <w:tab w:val="num" w:pos="4320"/>
+        </w:tabs>
+        <w:ind w:left="4320" w:hanging="360"/>
+      </w:pPr>
+    </w:lvl>
+    <w:lvl w:ilvl="6" w:tentative="1">
+      <w:start w:val="1"/>
+      <w:numFmt w:val="decimal"/>
+      <w:lvlText w:val="%7."/>
+      <w:lvlJc w:val="left"/>
+      <w:pPr>
+        <w:tabs>
+          <w:tab w:val="num" w:pos="5040"/>
+        </w:tabs>
+        <w:ind w:left="5040" w:hanging="360"/>
+      </w:pPr>
+    </w:lvl>
+    <w:lvl w:ilvl="7" w:tentative="1">
+      <w:start w:val="1"/>
+      <w:numFmt w:val="decimal"/>
+      <w:lvlText w:val="%8."/>
+      <w:lvlJc w:val="left"/>
+      <w:pPr>
+        <w:tabs>
+          <w:tab w:val="num" w:pos="5760"/>
+        </w:tabs>
+        <w:ind w:left="5760" w:hanging="360"/>
+      </w:pPr>
+    </w:lvl>
+    <w:lvl w:ilvl="8" w:tentative="1">
+      <w:start w:val="1"/>
+      <w:numFmt w:val="decimal"/>
+      <w:lvlText w:val="%9."/>
+      <w:lvlJc w:val="left"/>
+      <w:pPr>
+        <w:tabs>
+          <w:tab w:val="num" w:pos="6480"/>
+        </w:tabs>
+        <w:ind w:left="6480" w:hanging="360"/>
+      </w:pPr>
+    </w:lvl>
+  </w:abstractNum>
+  <w:abstractNum w:abstractNumId="10" w15:restartNumberingAfterBreak="0">
     <w:nsid w:val="45BE5524"/>
     <w:multiLevelType w:val="multilevel"/>
     <w:tmpl w:val="3B2C5B6C"/>
@@ -8945,7 +10924,7 @@
       </w:pPr>
     </w:lvl>
   </w:abstractNum>
-  <w:abstractNum w:abstractNumId="9" w15:restartNumberingAfterBreak="0">
+  <w:abstractNum w:abstractNumId="11" w15:restartNumberingAfterBreak="0">
     <w:nsid w:val="528C1E41"/>
     <w:multiLevelType w:val="multilevel"/>
     <w:tmpl w:val="9BEE9274"/>
@@ -9058,7 +11037,7 @@
       </w:pPr>
     </w:lvl>
   </w:abstractNum>
-  <w:abstractNum w:abstractNumId="10" w15:restartNumberingAfterBreak="0">
+  <w:abstractNum w:abstractNumId="12" w15:restartNumberingAfterBreak="0">
     <w:nsid w:val="550D14B1"/>
     <w:multiLevelType w:val="multilevel"/>
     <w:tmpl w:val="E618B3E6"/>
@@ -9207,7 +11186,7 @@
       </w:rPr>
     </w:lvl>
   </w:abstractNum>
-  <w:abstractNum w:abstractNumId="11" w15:restartNumberingAfterBreak="0">
+  <w:abstractNum w:abstractNumId="13" w15:restartNumberingAfterBreak="0">
     <w:nsid w:val="59205FC9"/>
     <w:multiLevelType w:val="multilevel"/>
     <w:tmpl w:val="E0607C54"/>
@@ -9356,7 +11335,156 @@
       </w:rPr>
     </w:lvl>
   </w:abstractNum>
-  <w:abstractNum w:abstractNumId="12" w15:restartNumberingAfterBreak="0">
+  <w:abstractNum w:abstractNumId="14" w15:restartNumberingAfterBreak="0">
+    <w:nsid w:val="66645F17"/>
+    <w:multiLevelType w:val="multilevel"/>
+    <w:tmpl w:val="5E740118"/>
+    <w:lvl w:ilvl="0">
+      <w:start w:val="1"/>
+      <w:numFmt w:val="bullet"/>
+      <w:lvlText w:val=""/>
+      <w:lvlJc w:val="left"/>
+      <w:pPr>
+        <w:tabs>
+          <w:tab w:val="num" w:pos="720"/>
+        </w:tabs>
+        <w:ind w:left="720" w:hanging="360"/>
+      </w:pPr>
+      <w:rPr>
+        <w:rFonts w:ascii="Symbol" w:hAnsi="Symbol" w:hint="default"/>
+        <w:sz w:val="20"/>
+      </w:rPr>
+    </w:lvl>
+    <w:lvl w:ilvl="1" w:tentative="1">
+      <w:start w:val="1"/>
+      <w:numFmt w:val="bullet"/>
+      <w:lvlText w:val="o"/>
+      <w:lvlJc w:val="left"/>
+      <w:pPr>
+        <w:tabs>
+          <w:tab w:val="num" w:pos="1440"/>
+        </w:tabs>
+        <w:ind w:left="1440" w:hanging="360"/>
+      </w:pPr>
+      <w:rPr>
+        <w:rFonts w:ascii="Courier New" w:hAnsi="Courier New" w:hint="default"/>
+        <w:sz w:val="20"/>
+      </w:rPr>
+    </w:lvl>
+    <w:lvl w:ilvl="2" w:tentative="1">
+      <w:start w:val="1"/>
+      <w:numFmt w:val="bullet"/>
+      <w:lvlText w:val=""/>
+      <w:lvlJc w:val="left"/>
+      <w:pPr>
+        <w:tabs>
+          <w:tab w:val="num" w:pos="2160"/>
+        </w:tabs>
+        <w:ind w:left="2160" w:hanging="360"/>
+      </w:pPr>
+      <w:rPr>
+        <w:rFonts w:ascii="Wingdings" w:hAnsi="Wingdings" w:hint="default"/>
+        <w:sz w:val="20"/>
+      </w:rPr>
+    </w:lvl>
+    <w:lvl w:ilvl="3" w:tentative="1">
+      <w:start w:val="1"/>
+      <w:numFmt w:val="bullet"/>
+      <w:lvlText w:val=""/>
+      <w:lvlJc w:val="left"/>
+      <w:pPr>
+        <w:tabs>
+          <w:tab w:val="num" w:pos="2880"/>
+        </w:tabs>
+        <w:ind w:left="2880" w:hanging="360"/>
+      </w:pPr>
+      <w:rPr>
+        <w:rFonts w:ascii="Wingdings" w:hAnsi="Wingdings" w:hint="default"/>
+        <w:sz w:val="20"/>
+      </w:rPr>
+    </w:lvl>
+    <w:lvl w:ilvl="4" w:tentative="1">
+      <w:start w:val="1"/>
+      <w:numFmt w:val="bullet"/>
+      <w:lvlText w:val=""/>
+      <w:lvlJc w:val="left"/>
+      <w:pPr>
+        <w:tabs>
+          <w:tab w:val="num" w:pos="3600"/>
+        </w:tabs>
+        <w:ind w:left="3600" w:hanging="360"/>
+      </w:pPr>
+      <w:rPr>
+        <w:rFonts w:ascii="Wingdings" w:hAnsi="Wingdings" w:hint="default"/>
+        <w:sz w:val="20"/>
+      </w:rPr>
+    </w:lvl>
+    <w:lvl w:ilvl="5" w:tentative="1">
+      <w:start w:val="1"/>
+      <w:numFmt w:val="bullet"/>
+      <w:lvlText w:val=""/>
+      <w:lvlJc w:val="left"/>
+      <w:pPr>
+        <w:tabs>
+          <w:tab w:val="num" w:pos="4320"/>
+        </w:tabs>
+        <w:ind w:left="4320" w:hanging="360"/>
+      </w:pPr>
+      <w:rPr>
+        <w:rFonts w:ascii="Wingdings" w:hAnsi="Wingdings" w:hint="default"/>
+        <w:sz w:val="20"/>
+      </w:rPr>
+    </w:lvl>
+    <w:lvl w:ilvl="6" w:tentative="1">
+      <w:start w:val="1"/>
+      <w:numFmt w:val="bullet"/>
+      <w:lvlText w:val=""/>
+      <w:lvlJc w:val="left"/>
+      <w:pPr>
+        <w:tabs>
+          <w:tab w:val="num" w:pos="5040"/>
+        </w:tabs>
+        <w:ind w:left="5040" w:hanging="360"/>
+      </w:pPr>
+      <w:rPr>
+        <w:rFonts w:ascii="Wingdings" w:hAnsi="Wingdings" w:hint="default"/>
+        <w:sz w:val="20"/>
+      </w:rPr>
+    </w:lvl>
+    <w:lvl w:ilvl="7" w:tentative="1">
+      <w:start w:val="1"/>
+      <w:numFmt w:val="bullet"/>
+      <w:lvlText w:val=""/>
+      <w:lvlJc w:val="left"/>
+      <w:pPr>
+        <w:tabs>
+          <w:tab w:val="num" w:pos="5760"/>
+        </w:tabs>
+        <w:ind w:left="5760" w:hanging="360"/>
+      </w:pPr>
+      <w:rPr>
+        <w:rFonts w:ascii="Wingdings" w:hAnsi="Wingdings" w:hint="default"/>
+        <w:sz w:val="20"/>
+      </w:rPr>
+    </w:lvl>
+    <w:lvl w:ilvl="8" w:tentative="1">
+      <w:start w:val="1"/>
+      <w:numFmt w:val="bullet"/>
+      <w:lvlText w:val=""/>
+      <w:lvlJc w:val="left"/>
+      <w:pPr>
+        <w:tabs>
+          <w:tab w:val="num" w:pos="6480"/>
+        </w:tabs>
+        <w:ind w:left="6480" w:hanging="360"/>
+      </w:pPr>
+      <w:rPr>
+        <w:rFonts w:ascii="Wingdings" w:hAnsi="Wingdings" w:hint="default"/>
+        <w:sz w:val="20"/>
+      </w:rPr>
+    </w:lvl>
+  </w:abstractNum>
+  <w:abstractNum w:abstractNumId="15" w15:restartNumberingAfterBreak="0">
     <w:nsid w:val="6AAF0CE8"/>
     <w:multiLevelType w:val="multilevel"/>
     <w:tmpl w:val="AED46DFC"/>
@@ -9505,7 +11633,7 @@
       </w:rPr>
     </w:lvl>
   </w:abstractNum>
-  <w:abstractNum w:abstractNumId="13" w15:restartNumberingAfterBreak="0">
+  <w:abstractNum w:abstractNumId="16" w15:restartNumberingAfterBreak="0">
     <w:nsid w:val="721B3DDF"/>
     <w:multiLevelType w:val="multilevel"/>
     <w:tmpl w:val="A6BE339C"/>
@@ -9654,7 +11782,156 @@
       </w:rPr>
     </w:lvl>
   </w:abstractNum>
-  <w:abstractNum w:abstractNumId="14" w15:restartNumberingAfterBreak="0">
+  <w:abstractNum w:abstractNumId="17" w15:restartNumberingAfterBreak="0">
+    <w:nsid w:val="77DE4795"/>
+    <w:multiLevelType w:val="multilevel"/>
+    <w:tmpl w:val="EA3221C6"/>
+    <w:lvl w:ilvl="0">
+      <w:start w:val="1"/>
+      <w:numFmt w:val="bullet"/>
+      <w:lvlText w:val=""/>
+      <w:lvlJc w:val="left"/>
+      <w:pPr>
+        <w:tabs>
+          <w:tab w:val="num" w:pos="720"/>
+        </w:tabs>
+        <w:ind w:left="720" w:hanging="360"/>
+      </w:pPr>
+      <w:rPr>
+        <w:rFonts w:ascii="Symbol" w:hAnsi="Symbol" w:hint="default"/>
+        <w:sz w:val="20"/>
+      </w:rPr>
+    </w:lvl>
+    <w:lvl w:ilvl="1" w:tentative="1">
+      <w:start w:val="1"/>
+      <w:numFmt w:val="bullet"/>
+      <w:lvlText w:val="o"/>
+      <w:lvlJc w:val="left"/>
+      <w:pPr>
+        <w:tabs>
+          <w:tab w:val="num" w:pos="1440"/>
+        </w:tabs>
+        <w:ind w:left="1440" w:hanging="360"/>
+      </w:pPr>
+      <w:rPr>
+        <w:rFonts w:ascii="Courier New" w:hAnsi="Courier New" w:hint="default"/>
+        <w:sz w:val="20"/>
+      </w:rPr>
+    </w:lvl>
+    <w:lvl w:ilvl="2" w:tentative="1">
+      <w:start w:val="1"/>
+      <w:numFmt w:val="bullet"/>
+      <w:lvlText w:val=""/>
+      <w:lvlJc w:val="left"/>
+      <w:pPr>
+        <w:tabs>
+          <w:tab w:val="num" w:pos="2160"/>
+        </w:tabs>
+        <w:ind w:left="2160" w:hanging="360"/>
+      </w:pPr>
+      <w:rPr>
+        <w:rFonts w:ascii="Wingdings" w:hAnsi="Wingdings" w:hint="default"/>
+        <w:sz w:val="20"/>
+      </w:rPr>
+    </w:lvl>
+    <w:lvl w:ilvl="3" w:tentative="1">
+      <w:start w:val="1"/>
+      <w:numFmt w:val="bullet"/>
+      <w:lvlText w:val=""/>
+      <w:lvlJc w:val="left"/>
+      <w:pPr>
+        <w:tabs>
+          <w:tab w:val="num" w:pos="2880"/>
+        </w:tabs>
+        <w:ind w:left="2880" w:hanging="360"/>
+      </w:pPr>
+      <w:rPr>
+        <w:rFonts w:ascii="Wingdings" w:hAnsi="Wingdings" w:hint="default"/>
+        <w:sz w:val="20"/>
+      </w:rPr>
+    </w:lvl>
+    <w:lvl w:ilvl="4" w:tentative="1">
+      <w:start w:val="1"/>
+      <w:numFmt w:val="bullet"/>
+      <w:lvlText w:val=""/>
+      <w:lvlJc w:val="left"/>
+      <w:pPr>
+        <w:tabs>
+          <w:tab w:val="num" w:pos="3600"/>
+        </w:tabs>
+        <w:ind w:left="3600" w:hanging="360"/>
+      </w:pPr>
+      <w:rPr>
+        <w:rFonts w:ascii="Wingdings" w:hAnsi="Wingdings" w:hint="default"/>
+        <w:sz w:val="20"/>
+      </w:rPr>
+    </w:lvl>
+    <w:lvl w:ilvl="5" w:tentative="1">
+      <w:start w:val="1"/>
+      <w:numFmt w:val="bullet"/>
+      <w:lvlText w:val=""/>
+      <w:lvlJc w:val="left"/>
+      <w:pPr>
+        <w:tabs>
+          <w:tab w:val="num" w:pos="4320"/>
+        </w:tabs>
+        <w:ind w:left="4320" w:hanging="360"/>
+      </w:pPr>
+      <w:rPr>
+        <w:rFonts w:ascii="Wingdings" w:hAnsi="Wingdings" w:hint="default"/>
+        <w:sz w:val="20"/>
+      </w:rPr>
+    </w:lvl>
+    <w:lvl w:ilvl="6" w:tentative="1">
+      <w:start w:val="1"/>
+      <w:numFmt w:val="bullet"/>
+      <w:lvlText w:val=""/>
+      <w:lvlJc w:val="left"/>
+      <w:pPr>
+        <w:tabs>
+          <w:tab w:val="num" w:pos="5040"/>
+        </w:tabs>
+        <w:ind w:left="5040" w:hanging="360"/>
+      </w:pPr>
+      <w:rPr>
+        <w:rFonts w:ascii="Wingdings" w:hAnsi="Wingdings" w:hint="default"/>
+        <w:sz w:val="20"/>
+      </w:rPr>
+    </w:lvl>
+    <w:lvl w:ilvl="7" w:tentative="1">
+      <w:start w:val="1"/>
+      <w:numFmt w:val="bullet"/>
+      <w:lvlText w:val=""/>
+      <w:lvlJc w:val="left"/>
+      <w:pPr>
+        <w:tabs>
+          <w:tab w:val="num" w:pos="5760"/>
+        </w:tabs>
+        <w:ind w:left="5760" w:hanging="360"/>
+      </w:pPr>
+      <w:rPr>
+        <w:rFonts w:ascii="Wingdings" w:hAnsi="Wingdings" w:hint="default"/>
+        <w:sz w:val="20"/>
+      </w:rPr>
+    </w:lvl>
+    <w:lvl w:ilvl="8" w:tentative="1">
+      <w:start w:val="1"/>
+      <w:numFmt w:val="bullet"/>
+      <w:lvlText w:val=""/>
+      <w:lvlJc w:val="left"/>
+      <w:pPr>
+        <w:tabs>
+          <w:tab w:val="num" w:pos="6480"/>
+        </w:tabs>
+        <w:ind w:left="6480" w:hanging="360"/>
+      </w:pPr>
+      <w:rPr>
+        <w:rFonts w:ascii="Wingdings" w:hAnsi="Wingdings" w:hint="default"/>
+        <w:sz w:val="20"/>
+      </w:rPr>
+    </w:lvl>
+  </w:abstractNum>
+  <w:abstractNum w:abstractNumId="18" w15:restartNumberingAfterBreak="0">
     <w:nsid w:val="799059A7"/>
     <w:multiLevelType w:val="multilevel"/>
     <w:tmpl w:val="462C993A"/>
@@ -9804,13 +12081,13 @@
     </w:lvl>
   </w:abstractNum>
   <w:num w:numId="1">
+    <w:abstractNumId w:val="8"/>
+  </w:num>
+  <w:num w:numId="2">
     <w:abstractNumId w:val="7"/>
   </w:num>
-  <w:num w:numId="2">
-    <w:abstractNumId w:val="6"/>
-  </w:num>
   <w:num w:numId="3">
-    <w:abstractNumId w:val="11"/>
+    <w:abstractNumId w:val="13"/>
   </w:num>
   <w:num w:numId="4">
     <w:abstractNumId w:val="1"/>
@@ -9819,22 +12096,22 @@
     <w:abstractNumId w:val="3"/>
   </w:num>
   <w:num w:numId="6">
-    <w:abstractNumId w:val="8"/>
+    <w:abstractNumId w:val="10"/>
   </w:num>
   <w:num w:numId="7">
-    <w:abstractNumId w:val="10"/>
+    <w:abstractNumId w:val="12"/>
   </w:num>
   <w:num w:numId="8">
-    <w:abstractNumId w:val="14"/>
+    <w:abstractNumId w:val="18"/>
   </w:num>
   <w:num w:numId="9">
-    <w:abstractNumId w:val="12"/>
+    <w:abstractNumId w:val="15"/>
   </w:num>
   <w:num w:numId="10">
-    <w:abstractNumId w:val="13"/>
+    <w:abstractNumId w:val="16"/>
   </w:num>
   <w:num w:numId="11">
-    <w:abstractNumId w:val="9"/>
+    <w:abstractNumId w:val="11"/>
   </w:num>
   <w:num w:numId="12">
     <w:abstractNumId w:val="2"/>
@@ -9843,10 +12120,22 @@
     <w:abstractNumId w:val="0"/>
   </w:num>
   <w:num w:numId="14">
-    <w:abstractNumId w:val="5"/>
+    <w:abstractNumId w:val="6"/>
   </w:num>
   <w:num w:numId="15">
     <w:abstractNumId w:val="4"/>
+  </w:num>
+  <w:num w:numId="16">
+    <w:abstractNumId w:val="9"/>
+  </w:num>
+  <w:num w:numId="17">
+    <w:abstractNumId w:val="14"/>
+  </w:num>
+  <w:num w:numId="18">
+    <w:abstractNumId w:val="5"/>
+  </w:num>
+  <w:num w:numId="19">
+    <w:abstractNumId w:val="17"/>
   </w:num>
 </w:numbering>
 </file>
